--- a/智能药盒_产品说明.docx
+++ b/智能药盒_产品说明.docx
@@ -5,60 +5,92 @@
     <w:p>
       <w:pPr>
         <w:pStyle w:val="31"/>
+        <w:rPr>
+          <w:rFonts w:hint="eastAsia" w:ascii="微软雅黑" w:hAnsi="微软雅黑" w:eastAsia="微软雅黑" w:cs="微软雅黑"/>
+        </w:rPr>
       </w:pPr>
       <w:r>
-        <w:t>智能药盒 产品说明</w:t>
+        <w:rPr>
+          <w:rFonts w:hint="eastAsia" w:ascii="微软雅黑" w:hAnsi="微软雅黑" w:eastAsia="微软雅黑" w:cs="微软雅黑"/>
+        </w:rPr>
+        <w:t>智能药盒产品说明</w:t>
       </w:r>
     </w:p>
     <w:p>
+      <w:pPr>
+        <w:widowControl/>
+        <w:rPr>
+          <w:rFonts w:hint="eastAsia" w:ascii="微软雅黑" w:hAnsi="微软雅黑" w:eastAsia="微软雅黑" w:cs="微软雅黑"/>
+        </w:rPr>
+      </w:pPr>
       <w:r>
-        <w:t>智能药盒面向偶尔需要按既定安排用药的成年人，帮助其把已有的短期用药安排转成可核对、可执行、可追溯的每日任务。当前产品以手机尺寸网页验证计划建立、提醒与记录闭环；实体药盒尚未接入。产品不判断疾病，也不替代医生或药师决定用什么药、吃多少或何时调整。</w:t>
+        <w:rPr>
+          <w:rFonts w:hint="eastAsia" w:ascii="微软雅黑" w:hAnsi="微软雅黑" w:eastAsia="微软雅黑" w:cs="微软雅黑"/>
+        </w:rPr>
+        <w:t>智能药盒把已经存在的用药安排和药品说明书，整理成用户能够核对的短期计划，并把计划、实际操作和待核实状态分开记录。当前交付形态是手机尺寸网页和本地 Python 服务，实体药盒尚未接入。产品首先验证“从材料到可执行计划”的体验，同时避免把通用说明书误写成针对个人的医嘱。</w:t>
       </w:r>
     </w:p>
     <w:p>
       <w:pPr>
         <w:pStyle w:val="3"/>
+        <w:rPr>
+          <w:rFonts w:hint="eastAsia" w:ascii="微软雅黑" w:hAnsi="微软雅黑" w:eastAsia="微软雅黑" w:cs="微软雅黑"/>
+        </w:rPr>
       </w:pPr>
       <w:r>
-        <w:t>一 产品定位与核心用户</w:t>
+        <w:rPr>
+          <w:rFonts w:hint="eastAsia" w:ascii="微软雅黑" w:hAnsi="微软雅黑" w:eastAsia="微软雅黑" w:cs="微软雅黑"/>
+        </w:rPr>
+        <w:t>一 产品定位与边界</w:t>
       </w:r>
     </w:p>
     <w:p>
+      <w:pPr>
+        <w:widowControl/>
+        <w:rPr>
+          <w:rFonts w:hint="eastAsia" w:ascii="微软雅黑" w:hAnsi="微软雅黑" w:eastAsia="微软雅黑" w:cs="微软雅黑"/>
+        </w:rPr>
+      </w:pPr>
       <w:r>
-        <w:t>核心用户是能够独立使用手机、平时没有固定用药习惯，却在一段有限时间内需要按处方或其他已确认安排使用一至数种药品的成年人。典型情境是拿到一份安排后要连续执行数天：用户愿意照做，但不想为短期任务学习复杂的长期慢病管理工具。</w:t>
+        <w:rPr>
+          <w:rFonts w:hint="eastAsia" w:ascii="微软雅黑" w:hAnsi="微软雅黑" w:eastAsia="微软雅黑" w:cs="微软雅黑"/>
+        </w:rPr>
+        <w:t>产品定位是短期用药管理工具。用户可手动录入、粘贴已有安排，或上传处方及说明书照片；系统帮助提取可核对字段，用户补充缺失信息并确认后生成计划。核心价值是降低录入负担、减少固定任务遗漏，并留下清楚的事实记录。</w:t>
       </w:r>
     </w:p>
     <w:p>
+      <w:pPr>
+        <w:widowControl/>
+        <w:rPr>
+          <w:rFonts w:hint="eastAsia" w:ascii="微软雅黑" w:hAnsi="微软雅黑" w:eastAsia="微软雅黑" w:cs="微软雅黑"/>
+        </w:rPr>
+      </w:pPr>
       <w:r>
-        <w:t>首版聚焦单人、固定时刻、明确起止日期的安排。用户已经有可核对的药品名称、单次用量、单位和执行时间；缺少这些信息时，产品要求补充确认，而不自行推断。家庭成员代管、长期复杂疗程以及临床决策不属于当前核心场景。</w:t>
+        <w:rPr>
+          <w:rFonts w:hint="eastAsia" w:ascii="微软雅黑" w:hAnsi="微软雅黑" w:eastAsia="微软雅黑" w:cs="微软雅黑"/>
+        </w:rPr>
+        <w:t>产品不诊断疾病，不推荐新药，也不自行决定某人是否适合某药。处方中的明确时间可以形成定时任务；说明书中的“症状持续时可间隔重复用药”只能形成按需计划，不能被转写为每天固定服药次数。禁忌、合用药、特殊人群和个人医嘱仍需要用户核对原件并咨询医生或药师。</w:t>
       </w:r>
     </w:p>
     <w:p>
       <w:pPr>
         <w:pStyle w:val="3"/>
+        <w:rPr>
+          <w:rFonts w:hint="eastAsia" w:ascii="微软雅黑" w:hAnsi="微软雅黑" w:eastAsia="微软雅黑" w:cs="微软雅黑"/>
+        </w:rPr>
       </w:pPr>
       <w:r>
-        <w:t>二 核心问题与需求痛点</w:t>
-      </w:r>
-    </w:p>
-    <w:p>
-      <w:r>
-        <w:t>最值得优先解决的问题是：短期用药者很难用足够低的成本，把一份已有安排连续执行到结束，并清楚知道每次任务究竟处于什么状态。它同时包含开始时的录入负担和执行中的状态不确定；如果只是更容易录入，却依旧把“打开药盒”等同“已经服用”，产品仍无法建立可信记录。</w:t>
+        <w:rPr>
+          <w:rFonts w:hint="eastAsia" w:ascii="微软雅黑" w:hAnsi="微软雅黑" w:eastAsia="微软雅黑" w:cs="微软雅黑"/>
+        </w:rPr>
+        <w:t>二 核心用户与使用场景</w:t>
       </w:r>
     </w:p>
     <w:tbl>
       <w:tblPr>
-        <w:tblStyle w:val="33"/>
+        <w:tblStyle w:val="32"/>
         <w:tblW w:w="0" w:type="auto"/>
         <w:jc w:val="center"/>
-        <w:tblBorders>
-          <w:top w:val="single" w:color="auto" w:sz="4" w:space="0"/>
-          <w:left w:val="single" w:color="auto" w:sz="4" w:space="0"/>
-          <w:bottom w:val="single" w:color="auto" w:sz="4" w:space="0"/>
-          <w:right w:val="single" w:color="auto" w:sz="4" w:space="0"/>
-          <w:insideH w:val="single" w:color="auto" w:sz="4" w:space="0"/>
-          <w:insideV w:val="single" w:color="auto" w:sz="4" w:space="0"/>
-        </w:tblBorders>
         <w:tblLayout w:type="fixed"/>
         <w:tblCellMar>
           <w:top w:w="0" w:type="dxa"/>
@@ -68,20 +100,12 @@
         </w:tblCellMar>
       </w:tblPr>
       <w:tblGrid>
-        <w:gridCol w:w="3081"/>
-        <w:gridCol w:w="3081"/>
-        <w:gridCol w:w="3081"/>
+        <w:gridCol w:w="1984"/>
+        <w:gridCol w:w="3458"/>
+        <w:gridCol w:w="3912"/>
       </w:tblGrid>
       <w:tr>
         <w:tblPrEx>
-          <w:tblBorders>
-            <w:top w:val="single" w:color="auto" w:sz="4" w:space="0"/>
-            <w:left w:val="single" w:color="auto" w:sz="4" w:space="0"/>
-            <w:bottom w:val="single" w:color="auto" w:sz="4" w:space="0"/>
-            <w:right w:val="single" w:color="auto" w:sz="4" w:space="0"/>
-            <w:insideH w:val="single" w:color="auto" w:sz="4" w:space="0"/>
-            <w:insideV w:val="single" w:color="auto" w:sz="4" w:space="0"/>
-          </w:tblBorders>
           <w:tblCellMar>
             <w:top w:w="0" w:type="dxa"/>
             <w:left w:w="108" w:type="dxa"/>
@@ -90,97 +114,118 @@
           </w:tblCellMar>
         </w:tblPrEx>
         <w:trPr>
+          <w:cantSplit/>
+          <w:tblHeader/>
           <w:jc w:val="center"/>
         </w:trPr>
         <w:tc>
           <w:tcPr>
-            <w:tcW w:w="1247" w:type="dxa"/>
+            <w:tcW w:w="1984" w:type="dxa"/>
+            <w:tcBorders>
+              <w:top w:val="single" w:color="D9D9D9" w:sz="4" w:space="0"/>
+              <w:left w:val="single" w:color="D9D9D9" w:sz="4" w:space="0"/>
+              <w:bottom w:val="single" w:color="D9D9D9" w:sz="4" w:space="0"/>
+              <w:right w:val="single" w:color="D9D9D9" w:sz="4" w:space="0"/>
+            </w:tcBorders>
             <w:tcMar>
-              <w:top w:w="75" w:type="dxa"/>
-              <w:left w:w="95" w:type="dxa"/>
-              <w:bottom w:w="75" w:type="dxa"/>
-              <w:right w:w="95" w:type="dxa"/>
+              <w:top w:w="90" w:type="dxa"/>
+              <w:left w:w="90" w:type="dxa"/>
+              <w:bottom w:w="90" w:type="dxa"/>
+              <w:right w:w="90" w:type="dxa"/>
             </w:tcMar>
             <w:vAlign w:val="center"/>
           </w:tcPr>
           <w:p>
             <w:pPr>
-              <w:spacing w:after="0" w:line="288" w:lineRule="auto"/>
+              <w:spacing w:after="0"/>
+              <w:rPr>
+                <w:rFonts w:hint="eastAsia" w:ascii="微软雅黑" w:hAnsi="微软雅黑" w:eastAsia="微软雅黑" w:cs="微软雅黑"/>
+              </w:rPr>
             </w:pPr>
             <w:r>
               <w:rPr>
-                <w:rFonts w:ascii="微软雅黑" w:hAnsi="微软雅黑" w:eastAsia="微软雅黑"/>
+                <w:rFonts w:hint="eastAsia" w:ascii="微软雅黑" w:hAnsi="微软雅黑" w:eastAsia="微软雅黑" w:cs="微软雅黑"/>
                 <w:b/>
                 <w:color w:val="000000"/>
-                <w:sz w:val="18"/>
+                <w:sz w:val="19"/>
               </w:rPr>
-              <w:t>使用阶段</w:t>
+              <w:t>用户</w:t>
             </w:r>
           </w:p>
         </w:tc>
         <w:tc>
           <w:tcPr>
-            <w:tcW w:w="3855" w:type="dxa"/>
+            <w:tcW w:w="3458" w:type="dxa"/>
+            <w:tcBorders>
+              <w:top w:val="single" w:color="D9D9D9" w:sz="4" w:space="0"/>
+              <w:left w:val="single" w:color="D9D9D9" w:sz="4" w:space="0"/>
+              <w:bottom w:val="single" w:color="D9D9D9" w:sz="4" w:space="0"/>
+              <w:right w:val="single" w:color="D9D9D9" w:sz="4" w:space="0"/>
+            </w:tcBorders>
             <w:tcMar>
-              <w:top w:w="75" w:type="dxa"/>
-              <w:left w:w="95" w:type="dxa"/>
-              <w:bottom w:w="75" w:type="dxa"/>
-              <w:right w:w="95" w:type="dxa"/>
+              <w:top w:w="90" w:type="dxa"/>
+              <w:left w:w="90" w:type="dxa"/>
+              <w:bottom w:w="90" w:type="dxa"/>
+              <w:right w:w="90" w:type="dxa"/>
             </w:tcMar>
             <w:vAlign w:val="center"/>
           </w:tcPr>
           <w:p>
             <w:pPr>
-              <w:spacing w:after="0" w:line="288" w:lineRule="auto"/>
+              <w:spacing w:after="0"/>
+              <w:rPr>
+                <w:rFonts w:hint="eastAsia" w:ascii="微软雅黑" w:hAnsi="微软雅黑" w:eastAsia="微软雅黑" w:cs="微软雅黑"/>
+              </w:rPr>
             </w:pPr>
             <w:r>
               <w:rPr>
-                <w:rFonts w:ascii="微软雅黑" w:hAnsi="微软雅黑" w:eastAsia="微软雅黑"/>
+                <w:rFonts w:hint="eastAsia" w:ascii="微软雅黑" w:hAnsi="微软雅黑" w:eastAsia="微软雅黑" w:cs="微软雅黑"/>
                 <w:b/>
                 <w:color w:val="000000"/>
-                <w:sz w:val="18"/>
+                <w:sz w:val="19"/>
               </w:rPr>
-              <w:t>用户遇到的困难</w:t>
+              <w:t>触发场景</w:t>
             </w:r>
           </w:p>
         </w:tc>
         <w:tc>
           <w:tcPr>
             <w:tcW w:w="3912" w:type="dxa"/>
+            <w:tcBorders>
+              <w:top w:val="single" w:color="D9D9D9" w:sz="4" w:space="0"/>
+              <w:left w:val="single" w:color="D9D9D9" w:sz="4" w:space="0"/>
+              <w:bottom w:val="single" w:color="D9D9D9" w:sz="4" w:space="0"/>
+              <w:right w:val="single" w:color="D9D9D9" w:sz="4" w:space="0"/>
+            </w:tcBorders>
             <w:tcMar>
-              <w:top w:w="75" w:type="dxa"/>
-              <w:left w:w="95" w:type="dxa"/>
-              <w:bottom w:w="75" w:type="dxa"/>
-              <w:right w:w="95" w:type="dxa"/>
+              <w:top w:w="90" w:type="dxa"/>
+              <w:left w:w="90" w:type="dxa"/>
+              <w:bottom w:w="90" w:type="dxa"/>
+              <w:right w:w="90" w:type="dxa"/>
             </w:tcMar>
             <w:vAlign w:val="center"/>
           </w:tcPr>
           <w:p>
             <w:pPr>
-              <w:spacing w:after="0" w:line="288" w:lineRule="auto"/>
+              <w:spacing w:after="0"/>
+              <w:rPr>
+                <w:rFonts w:hint="eastAsia" w:ascii="微软雅黑" w:hAnsi="微软雅黑" w:eastAsia="微软雅黑" w:cs="微软雅黑"/>
+              </w:rPr>
             </w:pPr>
             <w:r>
               <w:rPr>
-                <w:rFonts w:ascii="微软雅黑" w:hAnsi="微软雅黑" w:eastAsia="微软雅黑"/>
+                <w:rFonts w:hint="eastAsia" w:ascii="微软雅黑" w:hAnsi="微软雅黑" w:eastAsia="微软雅黑" w:cs="微软雅黑"/>
                 <w:b/>
                 <w:color w:val="000000"/>
-                <w:sz w:val="18"/>
+                <w:sz w:val="19"/>
               </w:rPr>
-              <w:t>产品要给出的结果</w:t>
+              <w:t>首要任务</w:t>
             </w:r>
           </w:p>
         </w:tc>
       </w:tr>
       <w:tr>
         <w:tblPrEx>
-          <w:tblBorders>
-            <w:top w:val="single" w:color="auto" w:sz="4" w:space="0"/>
-            <w:left w:val="single" w:color="auto" w:sz="4" w:space="0"/>
-            <w:bottom w:val="single" w:color="auto" w:sz="4" w:space="0"/>
-            <w:right w:val="single" w:color="auto" w:sz="4" w:space="0"/>
-            <w:insideH w:val="single" w:color="auto" w:sz="4" w:space="0"/>
-            <w:insideV w:val="single" w:color="auto" w:sz="4" w:space="0"/>
-          </w:tblBorders>
           <w:tblCellMar>
             <w:top w:w="0" w:type="dxa"/>
             <w:left w:w="108" w:type="dxa"/>
@@ -189,94 +234,114 @@
           </w:tblCellMar>
         </w:tblPrEx>
         <w:trPr>
+          <w:cantSplit/>
           <w:jc w:val="center"/>
         </w:trPr>
         <w:tc>
           <w:tcPr>
-            <w:tcW w:w="1247" w:type="dxa"/>
+            <w:tcW w:w="1984" w:type="dxa"/>
+            <w:tcBorders>
+              <w:top w:val="single" w:color="D9D9D9" w:sz="4" w:space="0"/>
+              <w:left w:val="single" w:color="D9D9D9" w:sz="4" w:space="0"/>
+              <w:bottom w:val="single" w:color="D9D9D9" w:sz="4" w:space="0"/>
+              <w:right w:val="single" w:color="D9D9D9" w:sz="4" w:space="0"/>
+            </w:tcBorders>
             <w:tcMar>
-              <w:top w:w="75" w:type="dxa"/>
-              <w:left w:w="95" w:type="dxa"/>
-              <w:bottom w:w="75" w:type="dxa"/>
-              <w:right w:w="95" w:type="dxa"/>
+              <w:top w:w="90" w:type="dxa"/>
+              <w:left w:w="90" w:type="dxa"/>
+              <w:bottom w:w="90" w:type="dxa"/>
+              <w:right w:w="90" w:type="dxa"/>
             </w:tcMar>
             <w:vAlign w:val="center"/>
           </w:tcPr>
           <w:p>
             <w:pPr>
-              <w:spacing w:after="0" w:line="288" w:lineRule="auto"/>
+              <w:spacing w:after="0" w:line="276" w:lineRule="auto"/>
+              <w:rPr>
+                <w:rFonts w:hint="eastAsia" w:ascii="微软雅黑" w:hAnsi="微软雅黑" w:eastAsia="微软雅黑" w:cs="微软雅黑"/>
+              </w:rPr>
             </w:pPr>
             <w:r>
               <w:rPr>
-                <w:rFonts w:ascii="微软雅黑" w:hAnsi="微软雅黑" w:eastAsia="微软雅黑"/>
+                <w:rFonts w:hint="eastAsia" w:ascii="微软雅黑" w:hAnsi="微软雅黑" w:eastAsia="微软雅黑" w:cs="微软雅黑"/>
                 <w:color w:val="000000"/>
                 <w:sz w:val="18"/>
               </w:rPr>
-              <w:t>开始前</w:t>
+              <w:t>自主短期用药的成年人</w:t>
             </w:r>
           </w:p>
         </w:tc>
         <w:tc>
           <w:tcPr>
-            <w:tcW w:w="3855" w:type="dxa"/>
+            <w:tcW w:w="3458" w:type="dxa"/>
+            <w:tcBorders>
+              <w:top w:val="single" w:color="D9D9D9" w:sz="4" w:space="0"/>
+              <w:left w:val="single" w:color="D9D9D9" w:sz="4" w:space="0"/>
+              <w:bottom w:val="single" w:color="D9D9D9" w:sz="4" w:space="0"/>
+              <w:right w:val="single" w:color="D9D9D9" w:sz="4" w:space="0"/>
+            </w:tcBorders>
             <w:tcMar>
-              <w:top w:w="75" w:type="dxa"/>
-              <w:left w:w="95" w:type="dxa"/>
-              <w:bottom w:w="75" w:type="dxa"/>
-              <w:right w:w="95" w:type="dxa"/>
+              <w:top w:w="90" w:type="dxa"/>
+              <w:left w:w="90" w:type="dxa"/>
+              <w:bottom w:w="90" w:type="dxa"/>
+              <w:right w:w="90" w:type="dxa"/>
             </w:tcMar>
             <w:vAlign w:val="center"/>
           </w:tcPr>
           <w:p>
             <w:pPr>
-              <w:spacing w:after="0" w:line="288" w:lineRule="auto"/>
+              <w:spacing w:after="0" w:line="276" w:lineRule="auto"/>
+              <w:rPr>
+                <w:rFonts w:hint="eastAsia" w:ascii="微软雅黑" w:hAnsi="微软雅黑" w:eastAsia="微软雅黑" w:cs="微软雅黑"/>
+              </w:rPr>
             </w:pPr>
             <w:r>
               <w:rPr>
-                <w:rFonts w:ascii="微软雅黑" w:hAnsi="微软雅黑" w:eastAsia="微软雅黑"/>
+                <w:rFonts w:hint="eastAsia" w:ascii="微软雅黑" w:hAnsi="微软雅黑" w:eastAsia="微软雅黑" w:cs="微软雅黑"/>
                 <w:color w:val="000000"/>
                 <w:sz w:val="18"/>
               </w:rPr>
-              <w:t>处方、药袋或说明书信息分散；重新逐项录入容易漏掉日期、时间或单位。</w:t>
+              <w:t>一次感冒、疼痛或其他短期治疗，手中已有处方或药品说明书</w:t>
             </w:r>
           </w:p>
         </w:tc>
         <w:tc>
           <w:tcPr>
             <w:tcW w:w="3912" w:type="dxa"/>
+            <w:tcBorders>
+              <w:top w:val="single" w:color="D9D9D9" w:sz="4" w:space="0"/>
+              <w:left w:val="single" w:color="D9D9D9" w:sz="4" w:space="0"/>
+              <w:bottom w:val="single" w:color="D9D9D9" w:sz="4" w:space="0"/>
+              <w:right w:val="single" w:color="D9D9D9" w:sz="4" w:space="0"/>
+            </w:tcBorders>
             <w:tcMar>
-              <w:top w:w="75" w:type="dxa"/>
-              <w:left w:w="95" w:type="dxa"/>
-              <w:bottom w:w="75" w:type="dxa"/>
-              <w:right w:w="95" w:type="dxa"/>
+              <w:top w:w="90" w:type="dxa"/>
+              <w:left w:w="90" w:type="dxa"/>
+              <w:bottom w:w="90" w:type="dxa"/>
+              <w:right w:w="90" w:type="dxa"/>
             </w:tcMar>
             <w:vAlign w:val="center"/>
           </w:tcPr>
           <w:p>
             <w:pPr>
-              <w:spacing w:after="0" w:line="288" w:lineRule="auto"/>
+              <w:spacing w:after="0" w:line="276" w:lineRule="auto"/>
+              <w:rPr>
+                <w:rFonts w:hint="eastAsia" w:ascii="微软雅黑" w:hAnsi="微软雅黑" w:eastAsia="微软雅黑" w:cs="微软雅黑"/>
+              </w:rPr>
             </w:pPr>
             <w:r>
               <w:rPr>
-                <w:rFonts w:ascii="微软雅黑" w:hAnsi="微软雅黑" w:eastAsia="微软雅黑"/>
+                <w:rFonts w:hint="eastAsia" w:ascii="微软雅黑" w:hAnsi="微软雅黑" w:eastAsia="微软雅黑" w:cs="微软雅黑"/>
                 <w:color w:val="000000"/>
                 <w:sz w:val="18"/>
               </w:rPr>
-              <w:t>从文字或照片整理已有信息，展示原文与字段供逐项核对。</w:t>
+              <w:t>尽快建立清楚的短期计划，知道何时是定时任务、何时仅能按需记录</w:t>
             </w:r>
           </w:p>
         </w:tc>
       </w:tr>
       <w:tr>
         <w:tblPrEx>
-          <w:tblBorders>
-            <w:top w:val="single" w:color="auto" w:sz="4" w:space="0"/>
-            <w:left w:val="single" w:color="auto" w:sz="4" w:space="0"/>
-            <w:bottom w:val="single" w:color="auto" w:sz="4" w:space="0"/>
-            <w:right w:val="single" w:color="auto" w:sz="4" w:space="0"/>
-            <w:insideH w:val="single" w:color="auto" w:sz="4" w:space="0"/>
-            <w:insideV w:val="single" w:color="auto" w:sz="4" w:space="0"/>
-          </w:tblBorders>
           <w:tblCellMar>
             <w:top w:w="0" w:type="dxa"/>
             <w:left w:w="108" w:type="dxa"/>
@@ -285,94 +350,114 @@
           </w:tblCellMar>
         </w:tblPrEx>
         <w:trPr>
+          <w:cantSplit/>
           <w:jc w:val="center"/>
         </w:trPr>
         <w:tc>
           <w:tcPr>
-            <w:tcW w:w="1247" w:type="dxa"/>
+            <w:tcW w:w="1984" w:type="dxa"/>
+            <w:tcBorders>
+              <w:top w:val="single" w:color="D9D9D9" w:sz="4" w:space="0"/>
+              <w:left w:val="single" w:color="D9D9D9" w:sz="4" w:space="0"/>
+              <w:bottom w:val="single" w:color="D9D9D9" w:sz="4" w:space="0"/>
+              <w:right w:val="single" w:color="D9D9D9" w:sz="4" w:space="0"/>
+            </w:tcBorders>
             <w:tcMar>
-              <w:top w:w="75" w:type="dxa"/>
-              <w:left w:w="95" w:type="dxa"/>
-              <w:bottom w:w="75" w:type="dxa"/>
-              <w:right w:w="95" w:type="dxa"/>
+              <w:top w:w="90" w:type="dxa"/>
+              <w:left w:w="90" w:type="dxa"/>
+              <w:bottom w:w="90" w:type="dxa"/>
+              <w:right w:w="90" w:type="dxa"/>
             </w:tcMar>
             <w:vAlign w:val="center"/>
           </w:tcPr>
           <w:p>
             <w:pPr>
-              <w:spacing w:after="0" w:line="288" w:lineRule="auto"/>
+              <w:spacing w:after="0" w:line="276" w:lineRule="auto"/>
+              <w:rPr>
+                <w:rFonts w:hint="eastAsia" w:ascii="微软雅黑" w:hAnsi="微软雅黑" w:eastAsia="微软雅黑" w:cs="微软雅黑"/>
+              </w:rPr>
             </w:pPr>
             <w:r>
               <w:rPr>
-                <w:rFonts w:ascii="微软雅黑" w:hAnsi="微软雅黑" w:eastAsia="微软雅黑"/>
+                <w:rFonts w:hint="eastAsia" w:ascii="微软雅黑" w:hAnsi="微软雅黑" w:eastAsia="微软雅黑" w:cs="微软雅黑"/>
                 <w:color w:val="000000"/>
                 <w:sz w:val="18"/>
               </w:rPr>
-              <w:t>执行中</w:t>
+              <w:t>偶尔协助家人整理药品的照护者</w:t>
             </w:r>
           </w:p>
         </w:tc>
         <w:tc>
           <w:tcPr>
-            <w:tcW w:w="3855" w:type="dxa"/>
+            <w:tcW w:w="3458" w:type="dxa"/>
+            <w:tcBorders>
+              <w:top w:val="single" w:color="D9D9D9" w:sz="4" w:space="0"/>
+              <w:left w:val="single" w:color="D9D9D9" w:sz="4" w:space="0"/>
+              <w:bottom w:val="single" w:color="D9D9D9" w:sz="4" w:space="0"/>
+              <w:right w:val="single" w:color="D9D9D9" w:sz="4" w:space="0"/>
+            </w:tcBorders>
             <w:tcMar>
-              <w:top w:w="75" w:type="dxa"/>
-              <w:left w:w="95" w:type="dxa"/>
-              <w:bottom w:w="75" w:type="dxa"/>
-              <w:right w:w="95" w:type="dxa"/>
+              <w:top w:w="90" w:type="dxa"/>
+              <w:left w:w="90" w:type="dxa"/>
+              <w:bottom w:w="90" w:type="dxa"/>
+              <w:right w:w="90" w:type="dxa"/>
             </w:tcMar>
             <w:vAlign w:val="center"/>
           </w:tcPr>
           <w:p>
             <w:pPr>
-              <w:spacing w:after="0" w:line="288" w:lineRule="auto"/>
+              <w:spacing w:after="0" w:line="276" w:lineRule="auto"/>
+              <w:rPr>
+                <w:rFonts w:hint="eastAsia" w:ascii="微软雅黑" w:hAnsi="微软雅黑" w:eastAsia="微软雅黑" w:cs="微软雅黑"/>
+              </w:rPr>
             </w:pPr>
             <w:r>
               <w:rPr>
-                <w:rFonts w:ascii="微软雅黑" w:hAnsi="微软雅黑" w:eastAsia="微软雅黑"/>
+                <w:rFonts w:hint="eastAsia" w:ascii="微软雅黑" w:hAnsi="微软雅黑" w:eastAsia="微软雅黑" w:cs="微软雅黑"/>
                 <w:color w:val="000000"/>
                 <w:sz w:val="18"/>
               </w:rPr>
-              <w:t>偶尔用药缺少习惯，忙碌时容易忘记对应时刻和药品。</w:t>
+              <w:t>帮家人核对包装、时间和药格</w:t>
             </w:r>
           </w:p>
         </w:tc>
         <w:tc>
           <w:tcPr>
             <w:tcW w:w="3912" w:type="dxa"/>
+            <w:tcBorders>
+              <w:top w:val="single" w:color="D9D9D9" w:sz="4" w:space="0"/>
+              <w:left w:val="single" w:color="D9D9D9" w:sz="4" w:space="0"/>
+              <w:bottom w:val="single" w:color="D9D9D9" w:sz="4" w:space="0"/>
+              <w:right w:val="single" w:color="D9D9D9" w:sz="4" w:space="0"/>
+            </w:tcBorders>
             <w:tcMar>
-              <w:top w:w="75" w:type="dxa"/>
-              <w:left w:w="95" w:type="dxa"/>
-              <w:bottom w:w="75" w:type="dxa"/>
-              <w:right w:w="95" w:type="dxa"/>
+              <w:top w:w="90" w:type="dxa"/>
+              <w:left w:w="90" w:type="dxa"/>
+              <w:bottom w:w="90" w:type="dxa"/>
+              <w:right w:w="90" w:type="dxa"/>
             </w:tcMar>
             <w:vAlign w:val="center"/>
           </w:tcPr>
           <w:p>
             <w:pPr>
-              <w:spacing w:after="0" w:line="288" w:lineRule="auto"/>
+              <w:spacing w:after="0" w:line="276" w:lineRule="auto"/>
+              <w:rPr>
+                <w:rFonts w:hint="eastAsia" w:ascii="微软雅黑" w:hAnsi="微软雅黑" w:eastAsia="微软雅黑" w:cs="微软雅黑"/>
+              </w:rPr>
             </w:pPr>
             <w:r>
               <w:rPr>
-                <w:rFonts w:ascii="微软雅黑" w:hAnsi="微软雅黑" w:eastAsia="微软雅黑"/>
+                <w:rFonts w:hint="eastAsia" w:ascii="微软雅黑" w:hAnsi="微软雅黑" w:eastAsia="微软雅黑" w:cs="微软雅黑"/>
                 <w:color w:val="000000"/>
                 <w:sz w:val="18"/>
               </w:rPr>
-              <w:t>按确认后的计划生成每日任务，显示时间、药品、用量与药格。</w:t>
+              <w:t>看清计划与来源，避免把开盒误认为已经服药</w:t>
             </w:r>
           </w:p>
         </w:tc>
       </w:tr>
       <w:tr>
         <w:tblPrEx>
-          <w:tblBorders>
-            <w:top w:val="single" w:color="auto" w:sz="4" w:space="0"/>
-            <w:left w:val="single" w:color="auto" w:sz="4" w:space="0"/>
-            <w:bottom w:val="single" w:color="auto" w:sz="4" w:space="0"/>
-            <w:right w:val="single" w:color="auto" w:sz="4" w:space="0"/>
-            <w:insideH w:val="single" w:color="auto" w:sz="4" w:space="0"/>
-            <w:insideV w:val="single" w:color="auto" w:sz="4" w:space="0"/>
-          </w:tblBorders>
           <w:tblCellMar>
             <w:top w:w="0" w:type="dxa"/>
             <w:left w:w="108" w:type="dxa"/>
@@ -381,176 +466,108 @@
           </w:tblCellMar>
         </w:tblPrEx>
         <w:trPr>
+          <w:cantSplit/>
           <w:jc w:val="center"/>
         </w:trPr>
         <w:tc>
           <w:tcPr>
-            <w:tcW w:w="1247" w:type="dxa"/>
+            <w:tcW w:w="1984" w:type="dxa"/>
+            <w:tcBorders>
+              <w:top w:val="single" w:color="D9D9D9" w:sz="4" w:space="0"/>
+              <w:left w:val="single" w:color="D9D9D9" w:sz="4" w:space="0"/>
+              <w:bottom w:val="single" w:color="D9D9D9" w:sz="4" w:space="0"/>
+              <w:right w:val="single" w:color="D9D9D9" w:sz="4" w:space="0"/>
+            </w:tcBorders>
             <w:tcMar>
-              <w:top w:w="75" w:type="dxa"/>
-              <w:left w:w="95" w:type="dxa"/>
-              <w:bottom w:w="75" w:type="dxa"/>
-              <w:right w:w="95" w:type="dxa"/>
+              <w:top w:w="90" w:type="dxa"/>
+              <w:left w:w="90" w:type="dxa"/>
+              <w:bottom w:w="90" w:type="dxa"/>
+              <w:right w:w="90" w:type="dxa"/>
             </w:tcMar>
             <w:vAlign w:val="center"/>
           </w:tcPr>
           <w:p>
             <w:pPr>
-              <w:spacing w:after="0" w:line="288" w:lineRule="auto"/>
+              <w:spacing w:after="0" w:line="276" w:lineRule="auto"/>
+              <w:rPr>
+                <w:rFonts w:hint="eastAsia" w:ascii="微软雅黑" w:hAnsi="微软雅黑" w:eastAsia="微软雅黑" w:cs="微软雅黑"/>
+              </w:rPr>
             </w:pPr>
             <w:r>
               <w:rPr>
-                <w:rFonts w:ascii="微软雅黑" w:hAnsi="微软雅黑" w:eastAsia="微软雅黑"/>
+                <w:rFonts w:hint="eastAsia" w:ascii="微软雅黑" w:hAnsi="微软雅黑" w:eastAsia="微软雅黑" w:cs="微软雅黑"/>
                 <w:color w:val="000000"/>
                 <w:sz w:val="18"/>
               </w:rPr>
-              <w:t>事后回看</w:t>
+              <w:t>有药品疑问的短期用药者</w:t>
             </w:r>
           </w:p>
         </w:tc>
         <w:tc>
           <w:tcPr>
-            <w:tcW w:w="3855" w:type="dxa"/>
+            <w:tcW w:w="3458" w:type="dxa"/>
+            <w:tcBorders>
+              <w:top w:val="single" w:color="D9D9D9" w:sz="4" w:space="0"/>
+              <w:left w:val="single" w:color="D9D9D9" w:sz="4" w:space="0"/>
+              <w:bottom w:val="single" w:color="D9D9D9" w:sz="4" w:space="0"/>
+              <w:right w:val="single" w:color="D9D9D9" w:sz="4" w:space="0"/>
+            </w:tcBorders>
             <w:tcMar>
-              <w:top w:w="75" w:type="dxa"/>
-              <w:left w:w="95" w:type="dxa"/>
-              <w:bottom w:w="75" w:type="dxa"/>
-              <w:right w:w="95" w:type="dxa"/>
+              <w:top w:w="90" w:type="dxa"/>
+              <w:left w:w="90" w:type="dxa"/>
+              <w:bottom w:w="90" w:type="dxa"/>
+              <w:right w:w="90" w:type="dxa"/>
             </w:tcMar>
             <w:vAlign w:val="center"/>
           </w:tcPr>
           <w:p>
             <w:pPr>
-              <w:spacing w:after="0" w:line="288" w:lineRule="auto"/>
+              <w:spacing w:after="0" w:line="276" w:lineRule="auto"/>
+              <w:rPr>
+                <w:rFonts w:hint="eastAsia" w:ascii="微软雅黑" w:hAnsi="微软雅黑" w:eastAsia="微软雅黑" w:cs="微软雅黑"/>
+              </w:rPr>
             </w:pPr>
             <w:r>
               <w:rPr>
-                <w:rFonts w:ascii="微软雅黑" w:hAnsi="微软雅黑" w:eastAsia="微软雅黑"/>
+                <w:rFonts w:hint="eastAsia" w:ascii="微软雅黑" w:hAnsi="微软雅黑" w:eastAsia="微软雅黑" w:cs="微软雅黑"/>
                 <w:color w:val="000000"/>
                 <w:sz w:val="18"/>
               </w:rPr>
-              <w:t>记得打开过药盒，却不能确定是否真的服用。</w:t>
+              <w:t>阅读说明书困难，想核对某条用法或注意事项</w:t>
             </w:r>
           </w:p>
         </w:tc>
         <w:tc>
           <w:tcPr>
             <w:tcW w:w="3912" w:type="dxa"/>
+            <w:tcBorders>
+              <w:top w:val="single" w:color="D9D9D9" w:sz="4" w:space="0"/>
+              <w:left w:val="single" w:color="D9D9D9" w:sz="4" w:space="0"/>
+              <w:bottom w:val="single" w:color="D9D9D9" w:sz="4" w:space="0"/>
+              <w:right w:val="single" w:color="D9D9D9" w:sz="4" w:space="0"/>
+            </w:tcBorders>
             <w:tcMar>
-              <w:top w:w="75" w:type="dxa"/>
-              <w:left w:w="95" w:type="dxa"/>
-              <w:bottom w:w="75" w:type="dxa"/>
-              <w:right w:w="95" w:type="dxa"/>
+              <w:top w:w="90" w:type="dxa"/>
+              <w:left w:w="90" w:type="dxa"/>
+              <w:bottom w:w="90" w:type="dxa"/>
+              <w:right w:w="90" w:type="dxa"/>
             </w:tcMar>
             <w:vAlign w:val="center"/>
           </w:tcPr>
           <w:p>
             <w:pPr>
-              <w:spacing w:after="0" w:line="288" w:lineRule="auto"/>
+              <w:spacing w:after="0" w:line="276" w:lineRule="auto"/>
+              <w:rPr>
+                <w:rFonts w:hint="eastAsia" w:ascii="微软雅黑" w:hAnsi="微软雅黑" w:eastAsia="微软雅黑" w:cs="微软雅黑"/>
+              </w:rPr>
             </w:pPr>
             <w:r>
               <w:rPr>
-                <w:rFonts w:ascii="微软雅黑" w:hAnsi="微软雅黑" w:eastAsia="微软雅黑"/>
+                <w:rFonts w:hint="eastAsia" w:ascii="微软雅黑" w:hAnsi="微软雅黑" w:eastAsia="微软雅黑" w:cs="微软雅黑"/>
                 <w:color w:val="000000"/>
                 <w:sz w:val="18"/>
               </w:rPr>
-              <w:t>把开盒、用户确认服用、待核实和更正分开记录。</w:t>
-            </w:r>
-          </w:p>
-        </w:tc>
-      </w:tr>
-      <w:tr>
-        <w:tblPrEx>
-          <w:tblBorders>
-            <w:top w:val="single" w:color="auto" w:sz="4" w:space="0"/>
-            <w:left w:val="single" w:color="auto" w:sz="4" w:space="0"/>
-            <w:bottom w:val="single" w:color="auto" w:sz="4" w:space="0"/>
-            <w:right w:val="single" w:color="auto" w:sz="4" w:space="0"/>
-            <w:insideH w:val="single" w:color="auto" w:sz="4" w:space="0"/>
-            <w:insideV w:val="single" w:color="auto" w:sz="4" w:space="0"/>
-          </w:tblBorders>
-          <w:tblCellMar>
-            <w:top w:w="0" w:type="dxa"/>
-            <w:left w:w="108" w:type="dxa"/>
-            <w:bottom w:w="0" w:type="dxa"/>
-            <w:right w:w="108" w:type="dxa"/>
-          </w:tblCellMar>
-        </w:tblPrEx>
-        <w:trPr>
-          <w:jc w:val="center"/>
-        </w:trPr>
-        <w:tc>
-          <w:tcPr>
-            <w:tcW w:w="1247" w:type="dxa"/>
-            <w:tcMar>
-              <w:top w:w="75" w:type="dxa"/>
-              <w:left w:w="95" w:type="dxa"/>
-              <w:bottom w:w="75" w:type="dxa"/>
-              <w:right w:w="95" w:type="dxa"/>
-            </w:tcMar>
-            <w:vAlign w:val="center"/>
-          </w:tcPr>
-          <w:p>
-            <w:pPr>
-              <w:spacing w:after="0" w:line="288" w:lineRule="auto"/>
-            </w:pPr>
-            <w:r>
-              <w:rPr>
-                <w:rFonts w:ascii="微软雅黑" w:hAnsi="微软雅黑" w:eastAsia="微软雅黑"/>
-                <w:color w:val="000000"/>
-                <w:sz w:val="18"/>
-              </w:rPr>
-              <w:t>结束后</w:t>
-            </w:r>
-          </w:p>
-        </w:tc>
-        <w:tc>
-          <w:tcPr>
-            <w:tcW w:w="3855" w:type="dxa"/>
-            <w:tcMar>
-              <w:top w:w="75" w:type="dxa"/>
-              <w:left w:w="95" w:type="dxa"/>
-              <w:bottom w:w="75" w:type="dxa"/>
-              <w:right w:w="95" w:type="dxa"/>
-            </w:tcMar>
-            <w:vAlign w:val="center"/>
-          </w:tcPr>
-          <w:p>
-            <w:pPr>
-              <w:spacing w:after="0" w:line="288" w:lineRule="auto"/>
-            </w:pPr>
-            <w:r>
-              <w:rPr>
-                <w:rFonts w:ascii="微软雅黑" w:hAnsi="微软雅黑" w:eastAsia="微软雅黑"/>
-                <w:color w:val="000000"/>
-                <w:sz w:val="18"/>
-              </w:rPr>
-              <w:t>短期安排结束仍在提醒，历史状态又不方便查。</w:t>
-            </w:r>
-          </w:p>
-        </w:tc>
-        <w:tc>
-          <w:tcPr>
-            <w:tcW w:w="3912" w:type="dxa"/>
-            <w:tcMar>
-              <w:top w:w="75" w:type="dxa"/>
-              <w:left w:w="95" w:type="dxa"/>
-              <w:bottom w:w="75" w:type="dxa"/>
-              <w:right w:w="95" w:type="dxa"/>
-            </w:tcMar>
-            <w:vAlign w:val="center"/>
-          </w:tcPr>
-          <w:p>
-            <w:pPr>
-              <w:spacing w:after="0" w:line="288" w:lineRule="auto"/>
-            </w:pPr>
-            <w:r>
-              <w:rPr>
-                <w:rFonts w:ascii="微软雅黑" w:hAnsi="微软雅黑" w:eastAsia="微软雅黑"/>
-                <w:color w:val="000000"/>
-                <w:sz w:val="18"/>
-              </w:rPr>
-              <w:t>到期停止后续提醒并归档，保留真实的未确认状态。</w:t>
+              <w:t>获得带来源的解释；无法核实时得到明确提示</w:t>
             </w:r>
           </w:p>
         </w:tc>
@@ -558,105 +575,413 @@
     </w:tbl>
     <w:p>
       <w:pPr>
-        <w:spacing w:after="0"/>
+        <w:spacing w:after="20"/>
+        <w:rPr>
+          <w:rFonts w:hint="eastAsia" w:ascii="微软雅黑" w:hAnsi="微软雅黑" w:eastAsia="微软雅黑" w:cs="微软雅黑"/>
+        </w:rPr>
       </w:pPr>
     </w:p>
     <w:p>
       <w:pPr>
-        <w:pStyle w:val="3"/>
+        <w:widowControl/>
+        <w:rPr>
+          <w:rFonts w:hint="eastAsia" w:ascii="微软雅黑" w:hAnsi="微软雅黑" w:eastAsia="微软雅黑" w:cs="微软雅黑"/>
+        </w:rPr>
       </w:pPr>
       <w:r>
-        <w:t>三 用户要完成的完整任务</w:t>
-      </w:r>
-    </w:p>
-    <w:p>
-      <w:r>
-        <w:t>用户进入网页后，先填写计划起止日期，再选择手动填写、粘贴已有安排，或拍摄处方照片。系统整理药品、用量、时间等字段，并把能识别的原文留在核对界面；缺失的明确时刻和日期不能凭“每日两次”等表述补齐。用户对照原安排修改字段，给药品绑定药格，确认无误后启用计划。</w:t>
-      </w:r>
-    </w:p>
-    <w:p>
-      <w:r>
-        <w:t>启用后，首页按日期展示任务。到点时，网页保持打开的情况下给出提醒；用户可以记录开盒，但任务仍待确认。只有用户点击“我已服用”才成为已确认；不确定时可标为待核实，之后可补记或更正。计划到</w:t>
-      </w:r>
-      <w:bookmarkStart w:id="0" w:name="_GoBack"/>
-      <w:bookmarkEnd w:id="0"/>
-      <w:r>
-        <w:t>期自动归档，用户也可停止提醒或删除计划。记录页保留操作时间线，帮助用户回看而不替其推断服药事实。</w:t>
+        <w:rPr>
+          <w:rFonts w:hint="eastAsia" w:ascii="微软雅黑" w:hAnsi="微软雅黑" w:eastAsia="微软雅黑" w:cs="微软雅黑"/>
+        </w:rPr>
+        <w:t>首版的核心用户是能够独立使用手机、愿意核对原始材料的成年人。儿童用量可以作为说明书中的候选项显示，但系统不能仅凭照片判断孩子年龄；儿童使用还应由监护人核对。多成员账户、长期慢病管理与远程照护不属于当前已验证范围。</w:t>
       </w:r>
     </w:p>
     <w:p>
       <w:pPr>
         <w:pStyle w:val="3"/>
+        <w:rPr>
+          <w:rFonts w:hint="eastAsia" w:ascii="微软雅黑" w:hAnsi="微软雅黑" w:eastAsia="微软雅黑" w:cs="微软雅黑"/>
+        </w:rPr>
       </w:pPr>
       <w:r>
-        <w:t>四 产品方案与智能能力</w:t>
+        <w:rPr>
+          <w:rFonts w:hint="eastAsia" w:ascii="微软雅黑" w:hAnsi="微软雅黑" w:eastAsia="微软雅黑" w:cs="微软雅黑"/>
+        </w:rPr>
+        <w:t>三 核心问题与需求痛点</w:t>
       </w:r>
     </w:p>
     <w:p>
       <w:pPr>
         <w:pStyle w:val="4"/>
+        <w:rPr>
+          <w:rFonts w:hint="eastAsia" w:ascii="微软雅黑" w:hAnsi="微软雅黑" w:eastAsia="微软雅黑" w:cs="微软雅黑"/>
+        </w:rPr>
       </w:pPr>
       <w:r>
-        <w:t>计划建立</w:t>
+        <w:rPr>
+          <w:rFonts w:hint="eastAsia" w:ascii="微软雅黑" w:hAnsi="微软雅黑" w:eastAsia="微软雅黑" w:cs="微软雅黑"/>
+        </w:rPr>
+        <w:t>输入成本高且材料形式不统一</w:t>
       </w:r>
     </w:p>
     <w:p>
+      <w:pPr>
+        <w:widowControl/>
+        <w:rPr>
+          <w:rFonts w:hint="eastAsia" w:ascii="微软雅黑" w:hAnsi="微软雅黑" w:eastAsia="微软雅黑" w:cs="微软雅黑"/>
+        </w:rPr>
+      </w:pPr>
       <w:r>
-        <w:t>手机网页将计划拆成输入、核对、确认三个步骤。当前支持 1 至 30 天的计划、每份计划 1 至 3 种药品，以及三个药格的映射；同一时段的不同计划不能重复占用同一药格。文本和处方照片可辅助提取字段，用户也可完全手动填写。处方照片在字段完整时可形成计划草稿，但仍需对照原图确认后才生效。药品说明书的通用用法不直接生成个人计划。</w:t>
+        <w:rPr>
+          <w:rFonts w:hint="eastAsia" w:ascii="微软雅黑" w:hAnsi="微软雅黑" w:eastAsia="微软雅黑" w:cs="微软雅黑"/>
+        </w:rPr>
+        <w:t>真实用药信息可能写在处方、药袋、说明书或聊天文字中。用户若逐项输入药名、剂量、日期、时刻与药格，步骤多且容易漏填。图片识别若只输出一大段文字，仍把结构化工作留给用户。</w:t>
       </w:r>
     </w:p>
     <w:p>
       <w:pPr>
         <w:pStyle w:val="4"/>
+        <w:rPr>
+          <w:rFonts w:hint="eastAsia" w:ascii="微软雅黑" w:hAnsi="微软雅黑" w:eastAsia="微软雅黑" w:cs="微软雅黑"/>
+        </w:rPr>
       </w:pPr>
       <w:r>
-        <w:t>执行记录与提醒</w:t>
+        <w:rPr>
+          <w:rFonts w:hint="eastAsia" w:ascii="微软雅黑" w:hAnsi="微软雅黑" w:eastAsia="微软雅黑" w:cs="微软雅黑"/>
+        </w:rPr>
+        <w:t>通用用法容易被误当成个人安排</w:t>
       </w:r>
     </w:p>
     <w:p>
+      <w:pPr>
+        <w:widowControl/>
+        <w:rPr>
+          <w:rFonts w:hint="eastAsia" w:ascii="微软雅黑" w:hAnsi="微软雅黑" w:eastAsia="微软雅黑" w:cs="微软雅黑"/>
+        </w:rPr>
+      </w:pPr>
       <w:r>
-        <w:t>系统把每个日期与时刻生成独立任务，保留计划时间、提醒时间和实际操作记录。开盒只是一条行为事件，不代表服药；确认服用、待核实、记录更正均有单独状态。网页关闭后不保证提醒送达，实体药盒连接和自动开盖记录也尚未实现。</w:t>
+        <w:rPr>
+          <w:rFonts w:hint="eastAsia" w:ascii="微软雅黑" w:hAnsi="微软雅黑" w:eastAsia="微软雅黑" w:cs="微软雅黑"/>
+        </w:rPr>
+        <w:t>说明书同时列出不同年龄人群、不同用途和条件性重复用药规则。系统若直接生成固定提醒，可能把“允许的上限”误解为“应执行的频率”。因此需要先提取候选信息，再让用户明确选择适用人群和本次用途。</w:t>
       </w:r>
     </w:p>
     <w:p>
       <w:pPr>
         <w:pStyle w:val="4"/>
+        <w:rPr>
+          <w:rFonts w:hint="eastAsia" w:ascii="微软雅黑" w:hAnsi="微软雅黑" w:eastAsia="微软雅黑" w:cs="微软雅黑"/>
+        </w:rPr>
       </w:pPr>
       <w:r>
-        <w:t>用药助手</w:t>
+        <w:rPr>
+          <w:rFonts w:hint="eastAsia" w:ascii="微软雅黑" w:hAnsi="微软雅黑" w:eastAsia="微软雅黑" w:cs="微软雅黑"/>
+        </w:rPr>
+        <w:t>执行状态缺乏可靠区分</w:t>
       </w:r>
     </w:p>
     <w:p>
+      <w:pPr>
+        <w:widowControl/>
+        <w:rPr>
+          <w:rFonts w:hint="eastAsia" w:ascii="微软雅黑" w:hAnsi="微软雅黑" w:eastAsia="微软雅黑" w:cs="微软雅黑"/>
+        </w:rPr>
+      </w:pPr>
       <w:r>
-        <w:t>右下角的用药助手可以读取当前浏览器中已启用计划的时间，也能回答有依据的药品资料问题。现有预置知识来自美国国家医学图书馆 MedlinePlus 的三种常见药品资料；其他药品可由用户上传对应说明书照片，核对识别文字后，助手仅摘取其中与问题相关且可在原文核对的片段。回答标明信息来源；找不到依据时明确说明。严重症状、个人剂量变更、漏服补服及合用决策不由助手替用户下结论。</w:t>
+        <w:rPr>
+          <w:rFonts w:hint="eastAsia" w:ascii="微软雅黑" w:hAnsi="微软雅黑" w:eastAsia="微软雅黑" w:cs="微软雅黑"/>
+        </w:rPr>
+        <w:t>到点、打开药盒、用户确认服用是三个不同事实。把开盒直接标为服药会产生虚假的完成记录。首版以“待确认、已确认、待核实”表达状态，并保留事件时间线。</w:t>
       </w:r>
     </w:p>
     <w:p>
+      <w:pPr>
+        <w:pStyle w:val="4"/>
+        <w:rPr>
+          <w:rFonts w:hint="eastAsia" w:ascii="微软雅黑" w:hAnsi="微软雅黑" w:eastAsia="微软雅黑" w:cs="微软雅黑"/>
+        </w:rPr>
+      </w:pPr>
       <w:r>
-        <w:t>智能能力参与的是“整理已有信息”和“检索可核对依据”两个环节。这样设计，是因为非结构化文字和图片增加了录入成本，而错误或无来源的推断会直接破坏用药计划的可信度。模型输出必须经过字段校验和用户核对；它不负责创造新的医嘱。</w:t>
+        <w:rPr>
+          <w:rFonts w:hint="eastAsia" w:ascii="微软雅黑" w:hAnsi="微软雅黑" w:eastAsia="微软雅黑" w:cs="微软雅黑"/>
+        </w:rPr>
+        <w:t>药品疑问需要可追溯依据</w:t>
+      </w:r>
+    </w:p>
+    <w:p>
+      <w:pPr>
+        <w:widowControl/>
+        <w:rPr>
+          <w:rFonts w:hint="eastAsia" w:ascii="微软雅黑" w:hAnsi="微软雅黑" w:eastAsia="微软雅黑" w:cs="微软雅黑"/>
+        </w:rPr>
+      </w:pPr>
+      <w:r>
+        <w:rPr>
+          <w:rFonts w:hint="eastAsia" w:ascii="微软雅黑" w:hAnsi="微软雅黑" w:eastAsia="微软雅黑" w:cs="微软雅黑"/>
+        </w:rPr>
+        <w:t>用户对用法、注意事项和现有计划可能有疑问。无来源的自然语言回答难以核对，也容易越界到个人医疗决策。助手必须指出依据；找不到可核对材料时直接说明不足。</w:t>
       </w:r>
     </w:p>
     <w:p>
       <w:pPr>
         <w:pStyle w:val="3"/>
+        <w:rPr>
+          <w:rFonts w:hint="eastAsia" w:ascii="微软雅黑" w:hAnsi="微软雅黑" w:eastAsia="微软雅黑" w:cs="微软雅黑"/>
+        </w:rPr>
       </w:pPr>
       <w:r>
-        <w:t>五 当前实现与后续产品形态</w:t>
+        <w:rPr>
+          <w:rFonts w:hint="eastAsia" w:ascii="微软雅黑" w:hAnsi="微软雅黑" w:eastAsia="微软雅黑" w:cs="微软雅黑"/>
+        </w:rPr>
+        <w:t>四 产品目标与体验原则</w:t>
+      </w:r>
+    </w:p>
+    <w:p>
+      <w:pPr>
+        <w:pStyle w:val="16"/>
+        <w:widowControl/>
+        <w:rPr>
+          <w:rFonts w:hint="eastAsia" w:ascii="微软雅黑" w:hAnsi="微软雅黑" w:eastAsia="微软雅黑" w:cs="微软雅黑"/>
+        </w:rPr>
+      </w:pPr>
+      <w:r>
+        <w:rPr>
+          <w:rFonts w:hint="eastAsia" w:ascii="微软雅黑" w:hAnsi="微软雅黑" w:eastAsia="微软雅黑" w:cs="微软雅黑"/>
+        </w:rPr>
+        <w:t>让用户从已有材料进入计划核对页，而不是停在“识别出说明书”的中间状态。</w:t>
+      </w:r>
+    </w:p>
+    <w:p>
+      <w:pPr>
+        <w:pStyle w:val="16"/>
+        <w:widowControl/>
+        <w:rPr>
+          <w:rFonts w:hint="eastAsia" w:ascii="微软雅黑" w:hAnsi="微软雅黑" w:eastAsia="微软雅黑" w:cs="微软雅黑"/>
+        </w:rPr>
+      </w:pPr>
+      <w:r>
+        <w:rPr>
+          <w:rFonts w:hint="eastAsia" w:ascii="微软雅黑" w:hAnsi="微软雅黑" w:eastAsia="微软雅黑" w:cs="微软雅黑"/>
+        </w:rPr>
+        <w:t>让每一项关键计划字段有可见来源；缺少剂量、具体时刻或适用人群时不擅自补造。</w:t>
+      </w:r>
+    </w:p>
+    <w:p>
+      <w:pPr>
+        <w:pStyle w:val="16"/>
+        <w:widowControl/>
+        <w:rPr>
+          <w:rFonts w:hint="eastAsia" w:ascii="微软雅黑" w:hAnsi="微软雅黑" w:eastAsia="微软雅黑" w:cs="微软雅黑"/>
+        </w:rPr>
+      </w:pPr>
+      <w:r>
+        <w:rPr>
+          <w:rFonts w:hint="eastAsia" w:ascii="微软雅黑" w:hAnsi="微软雅黑" w:eastAsia="微软雅黑" w:cs="微软雅黑"/>
+        </w:rPr>
+        <w:t>对定时计划提供当天任务与状态记录；对按需计划只展示条件与限制，不生成到点催服任务。</w:t>
+      </w:r>
+    </w:p>
+    <w:p>
+      <w:pPr>
+        <w:pStyle w:val="16"/>
+        <w:widowControl/>
+        <w:rPr>
+          <w:rFonts w:hint="eastAsia" w:ascii="微软雅黑" w:hAnsi="微软雅黑" w:eastAsia="微软雅黑" w:cs="微软雅黑"/>
+        </w:rPr>
+      </w:pPr>
+      <w:r>
+        <w:rPr>
+          <w:rFonts w:hint="eastAsia" w:ascii="微软雅黑" w:hAnsi="微软雅黑" w:eastAsia="微软雅黑" w:cs="微软雅黑"/>
+        </w:rPr>
+        <w:t>让用户能随时新建、停止或删除计划，并区分计划安排、开盒事件与实际服用确认。</w:t>
+      </w:r>
+    </w:p>
+    <w:p>
+      <w:pPr>
+        <w:widowControl/>
+        <w:rPr>
+          <w:rFonts w:hint="eastAsia" w:ascii="微软雅黑" w:hAnsi="微软雅黑" w:eastAsia="微软雅黑" w:cs="微软雅黑"/>
+        </w:rPr>
+      </w:pPr>
+      <w:r>
+        <w:rPr>
+          <w:rFonts w:hint="eastAsia" w:ascii="微软雅黑" w:hAnsi="微软雅黑" w:eastAsia="微软雅黑" w:cs="微软雅黑"/>
+        </w:rPr>
+        <w:t>理想体验不是功能越多越好，而是用户能够在较短时间内完成一份自己看得懂、可核对、能持续使用的计划。真正的有效性仍需真实用户研究与安全评估，不能由功能测试推定。</w:t>
+      </w:r>
+    </w:p>
+    <w:p>
+      <w:pPr>
+        <w:pStyle w:val="3"/>
+        <w:rPr>
+          <w:rFonts w:hint="eastAsia" w:ascii="微软雅黑" w:hAnsi="微软雅黑" w:eastAsia="微软雅黑" w:cs="微软雅黑"/>
+        </w:rPr>
+      </w:pPr>
+      <w:r>
+        <w:rPr>
+          <w:rFonts w:hint="eastAsia" w:ascii="微软雅黑" w:hAnsi="微软雅黑" w:eastAsia="微软雅黑" w:cs="微软雅黑"/>
+        </w:rPr>
+        <w:t>五 核心流程</w:t>
+      </w:r>
+    </w:p>
+    <w:p>
+      <w:pPr>
+        <w:pStyle w:val="4"/>
+        <w:rPr>
+          <w:rFonts w:hint="eastAsia" w:ascii="微软雅黑" w:hAnsi="微软雅黑" w:eastAsia="微软雅黑" w:cs="微软雅黑"/>
+        </w:rPr>
+      </w:pPr>
+      <w:r>
+        <w:rPr>
+          <w:rFonts w:hint="eastAsia" w:ascii="微软雅黑" w:hAnsi="微软雅黑" w:eastAsia="微软雅黑" w:cs="微软雅黑"/>
+        </w:rPr>
+        <w:t>流程一 建立定时计划</w:t>
+      </w:r>
+    </w:p>
+    <w:p>
+      <w:pPr>
+        <w:widowControl/>
+        <w:rPr>
+          <w:rFonts w:hint="eastAsia" w:ascii="微软雅黑" w:hAnsi="微软雅黑" w:eastAsia="微软雅黑" w:cs="微软雅黑"/>
+        </w:rPr>
+      </w:pPr>
+      <w:r>
+        <w:rPr>
+          <w:rFonts w:hint="eastAsia" w:ascii="微软雅黑" w:hAnsi="微软雅黑" w:eastAsia="微软雅黑" w:cs="微软雅黑"/>
+        </w:rPr>
+        <w:t>新建计划 → 手动输入、粘贴已有安排或上传处方照片 → 提取药名、单次用量、单位、日期和明确时刻 → 用户核对原文与照片、补齐缺项、选择药格 → 查看任务预览 → 勾选核对项并确认 → 今日页显示到点任务。</w:t>
+      </w:r>
+    </w:p>
+    <w:p>
+      <w:pPr>
+        <w:widowControl/>
+        <w:rPr>
+          <w:rFonts w:hint="eastAsia" w:ascii="微软雅黑" w:hAnsi="微软雅黑" w:eastAsia="微软雅黑" w:cs="微软雅黑"/>
+        </w:rPr>
+      </w:pPr>
+      <w:r>
+        <w:rPr>
+          <w:rFonts w:hint="eastAsia" w:ascii="微软雅黑" w:hAnsi="微软雅黑" w:eastAsia="微软雅黑" w:cs="微软雅黑"/>
+        </w:rPr>
+        <w:t>系统只为明确的 HH:MM 时刻生成任务。“每日两次”但没有具体时间时，不推断早晚时间；结束日期早于开始日期、用量缺失或药格冲突时不能启用。</w:t>
+      </w:r>
+    </w:p>
+    <w:p>
+      <w:pPr>
+        <w:pStyle w:val="4"/>
+        <w:rPr>
+          <w:rFonts w:hint="eastAsia" w:ascii="微软雅黑" w:hAnsi="微软雅黑" w:eastAsia="微软雅黑" w:cs="微软雅黑"/>
+        </w:rPr>
+      </w:pPr>
+      <w:r>
+        <w:rPr>
+          <w:rFonts w:hint="eastAsia" w:ascii="微软雅黑" w:hAnsi="微软雅黑" w:eastAsia="微软雅黑" w:cs="微软雅黑"/>
+        </w:rPr>
+        <w:t>流程二 从说明书建立按需计划</w:t>
+      </w:r>
+    </w:p>
+    <w:p>
+      <w:pPr>
+        <w:widowControl/>
+        <w:rPr>
+          <w:rFonts w:hint="eastAsia" w:ascii="微软雅黑" w:hAnsi="微软雅黑" w:eastAsia="微软雅黑" w:cs="微软雅黑"/>
+        </w:rPr>
+      </w:pPr>
+      <w:r>
+        <w:rPr>
+          <w:rFonts w:hint="eastAsia" w:ascii="微软雅黑" w:hAnsi="微软雅黑" w:eastAsia="微软雅黑" w:cs="微软雅黑"/>
+        </w:rPr>
+        <w:t>选择说明书照片后自动识别并提取建议 → 直接进入已填写的草稿页 → 显示药名、分人群单次用量选项、条件性间隔、24 小时次数和用途对应的天数上限 → 用户选择适用人群与本次用途、核对日期和药格 → 对照原图确认 → 建立按需计划。</w:t>
+      </w:r>
+    </w:p>
+    <w:p>
+      <w:pPr>
+        <w:widowControl/>
+        <w:rPr>
+          <w:rFonts w:hint="eastAsia" w:ascii="微软雅黑" w:hAnsi="微软雅黑" w:eastAsia="微软雅黑" w:cs="微软雅黑"/>
+        </w:rPr>
+      </w:pPr>
+      <w:r>
+        <w:rPr>
+          <w:rFonts w:hint="eastAsia" w:ascii="微软雅黑" w:hAnsi="微软雅黑" w:eastAsia="微软雅黑" w:cs="微软雅黑"/>
+        </w:rPr>
+        <w:t>以项目内的布洛芬颗粒说明书为例，页面呈现“4 至 8 岁儿童每次 0.5 包”“8 岁以上儿童及成人每次 1 包”等原文候选项，并呈现“若持续疼痛或发热，可间隔 4 至 6 小时重复用药”“24 小时不超过 4 次”等限制。系统不替用户选年龄，不把 4 次上限变成每日 4 次定时提醒。日期暂填当天，仍需用户核对。实际使用后由用户手动记录一次。</w:t>
+      </w:r>
+    </w:p>
+    <w:p>
+      <w:pPr>
+        <w:pStyle w:val="4"/>
+        <w:rPr>
+          <w:rFonts w:hint="eastAsia" w:ascii="微软雅黑" w:hAnsi="微软雅黑" w:eastAsia="微软雅黑" w:cs="微软雅黑"/>
+        </w:rPr>
+      </w:pPr>
+      <w:r>
+        <w:rPr>
+          <w:rFonts w:hint="eastAsia" w:ascii="微软雅黑" w:hAnsi="微软雅黑" w:eastAsia="微软雅黑" w:cs="微软雅黑"/>
+        </w:rPr>
+        <w:t>流程三 执行与回看</w:t>
+      </w:r>
+    </w:p>
+    <w:p>
+      <w:pPr>
+        <w:widowControl/>
+        <w:rPr>
+          <w:rFonts w:hint="eastAsia" w:ascii="微软雅黑" w:hAnsi="微软雅黑" w:eastAsia="微软雅黑" w:cs="微软雅黑"/>
+        </w:rPr>
+      </w:pPr>
+      <w:r>
+        <w:rPr>
+          <w:rFonts w:hint="eastAsia" w:ascii="微软雅黑" w:hAnsi="微软雅黑" w:eastAsia="微软雅黑" w:cs="微软雅黑"/>
+        </w:rPr>
+        <w:t>定时计划在“今日”显示任务。用户可记录开盒、标记待核实、确认已服用或更正确认；记录页按时间回看事件。按需计划显示说明书依据和使用限制，用户仅在实际服用后手动留痕。计划到期自动归档；新计划可继续创建，重叠日期不能占用同一药格。</w:t>
+      </w:r>
+    </w:p>
+    <w:p>
+      <w:pPr>
+        <w:pStyle w:val="4"/>
+        <w:rPr>
+          <w:rFonts w:hint="eastAsia" w:ascii="微软雅黑" w:hAnsi="微软雅黑" w:eastAsia="微软雅黑" w:cs="微软雅黑"/>
+        </w:rPr>
+      </w:pPr>
+      <w:r>
+        <w:rPr>
+          <w:rFonts w:hint="eastAsia" w:ascii="微软雅黑" w:hAnsi="微软雅黑" w:eastAsia="微软雅黑" w:cs="微软雅黑"/>
+        </w:rPr>
+        <w:t>流程四 询问用药助手</w:t>
+      </w:r>
+    </w:p>
+    <w:p>
+      <w:pPr>
+        <w:widowControl/>
+        <w:rPr>
+          <w:rFonts w:hint="eastAsia" w:ascii="微软雅黑" w:hAnsi="微软雅黑" w:eastAsia="微软雅黑" w:cs="微软雅黑"/>
+        </w:rPr>
+      </w:pPr>
+      <w:r>
+        <w:rPr>
+          <w:rFonts w:hint="eastAsia" w:ascii="微软雅黑" w:hAnsi="微软雅黑" w:eastAsia="微软雅黑" w:cs="微软雅黑"/>
+        </w:rPr>
+        <w:t>用户可询问当前浏览器中已启用计划的时间，或查询预置资料覆盖的药品知识。对于其他药品，可以上传说明书照片、核对识别文字，再就原文提问。回答显示可核对的资料链接或原文依据；无依据、涉及个人剂量调整或紧急症状时，助手不替用户作结论。</w:t>
+      </w:r>
+    </w:p>
+    <w:p>
+      <w:pPr>
+        <w:pStyle w:val="3"/>
+        <w:rPr>
+          <w:rFonts w:hint="eastAsia" w:ascii="微软雅黑" w:hAnsi="微软雅黑" w:eastAsia="微软雅黑" w:cs="微软雅黑"/>
+        </w:rPr>
+      </w:pPr>
+      <w:r>
+        <w:rPr>
+          <w:rFonts w:hint="eastAsia" w:ascii="微软雅黑" w:hAnsi="微软雅黑" w:eastAsia="微软雅黑" w:cs="微软雅黑"/>
+        </w:rPr>
+        <w:t>六 当前功能清单</w:t>
       </w:r>
     </w:p>
     <w:tbl>
       <w:tblPr>
-        <w:tblStyle w:val="33"/>
+        <w:tblStyle w:val="32"/>
         <w:tblW w:w="0" w:type="auto"/>
         <w:jc w:val="center"/>
-        <w:tblBorders>
-          <w:top w:val="single" w:color="auto" w:sz="4" w:space="0"/>
-          <w:left w:val="single" w:color="auto" w:sz="4" w:space="0"/>
-          <w:bottom w:val="single" w:color="auto" w:sz="4" w:space="0"/>
-          <w:right w:val="single" w:color="auto" w:sz="4" w:space="0"/>
-          <w:insideH w:val="single" w:color="auto" w:sz="4" w:space="0"/>
-          <w:insideV w:val="single" w:color="auto" w:sz="4" w:space="0"/>
-        </w:tblBorders>
         <w:tblLayout w:type="fixed"/>
         <w:tblCellMar>
           <w:top w:w="0" w:type="dxa"/>
@@ -666,20 +991,12 @@
         </w:tblCellMar>
       </w:tblPr>
       <w:tblGrid>
-        <w:gridCol w:w="3081"/>
-        <w:gridCol w:w="3081"/>
-        <w:gridCol w:w="3081"/>
+        <w:gridCol w:w="1304"/>
+        <w:gridCol w:w="4195"/>
+        <w:gridCol w:w="3855"/>
       </w:tblGrid>
       <w:tr>
         <w:tblPrEx>
-          <w:tblBorders>
-            <w:top w:val="single" w:color="auto" w:sz="4" w:space="0"/>
-            <w:left w:val="single" w:color="auto" w:sz="4" w:space="0"/>
-            <w:bottom w:val="single" w:color="auto" w:sz="4" w:space="0"/>
-            <w:right w:val="single" w:color="auto" w:sz="4" w:space="0"/>
-            <w:insideH w:val="single" w:color="auto" w:sz="4" w:space="0"/>
-            <w:insideV w:val="single" w:color="auto" w:sz="4" w:space="0"/>
-          </w:tblBorders>
           <w:tblCellMar>
             <w:top w:w="0" w:type="dxa"/>
             <w:left w:w="108" w:type="dxa"/>
@@ -688,97 +1005,118 @@
           </w:tblCellMar>
         </w:tblPrEx>
         <w:trPr>
+          <w:cantSplit/>
+          <w:tblHeader/>
           <w:jc w:val="center"/>
         </w:trPr>
         <w:tc>
           <w:tcPr>
-            <w:tcW w:w="1247" w:type="dxa"/>
+            <w:tcW w:w="1304" w:type="dxa"/>
+            <w:tcBorders>
+              <w:top w:val="single" w:color="D9D9D9" w:sz="4" w:space="0"/>
+              <w:left w:val="single" w:color="D9D9D9" w:sz="4" w:space="0"/>
+              <w:bottom w:val="single" w:color="D9D9D9" w:sz="4" w:space="0"/>
+              <w:right w:val="single" w:color="D9D9D9" w:sz="4" w:space="0"/>
+            </w:tcBorders>
             <w:tcMar>
-              <w:top w:w="75" w:type="dxa"/>
-              <w:left w:w="95" w:type="dxa"/>
-              <w:bottom w:w="75" w:type="dxa"/>
-              <w:right w:w="95" w:type="dxa"/>
+              <w:top w:w="90" w:type="dxa"/>
+              <w:left w:w="90" w:type="dxa"/>
+              <w:bottom w:w="90" w:type="dxa"/>
+              <w:right w:w="90" w:type="dxa"/>
             </w:tcMar>
             <w:vAlign w:val="center"/>
           </w:tcPr>
           <w:p>
             <w:pPr>
-              <w:spacing w:after="0" w:line="288" w:lineRule="auto"/>
+              <w:spacing w:after="0"/>
+              <w:rPr>
+                <w:rFonts w:hint="eastAsia" w:ascii="微软雅黑" w:hAnsi="微软雅黑" w:eastAsia="微软雅黑" w:cs="微软雅黑"/>
+              </w:rPr>
             </w:pPr>
             <w:r>
               <w:rPr>
-                <w:rFonts w:ascii="微软雅黑" w:hAnsi="微软雅黑" w:eastAsia="微软雅黑"/>
+                <w:rFonts w:hint="eastAsia" w:ascii="微软雅黑" w:hAnsi="微软雅黑" w:eastAsia="微软雅黑" w:cs="微软雅黑"/>
                 <w:b/>
                 <w:color w:val="000000"/>
-                <w:sz w:val="18"/>
+                <w:sz w:val="19"/>
               </w:rPr>
-              <w:t>部分</w:t>
+              <w:t>模块</w:t>
             </w:r>
           </w:p>
         </w:tc>
         <w:tc>
           <w:tcPr>
-            <w:tcW w:w="4025" w:type="dxa"/>
+            <w:tcW w:w="4195" w:type="dxa"/>
+            <w:tcBorders>
+              <w:top w:val="single" w:color="D9D9D9" w:sz="4" w:space="0"/>
+              <w:left w:val="single" w:color="D9D9D9" w:sz="4" w:space="0"/>
+              <w:bottom w:val="single" w:color="D9D9D9" w:sz="4" w:space="0"/>
+              <w:right w:val="single" w:color="D9D9D9" w:sz="4" w:space="0"/>
+            </w:tcBorders>
             <w:tcMar>
-              <w:top w:w="75" w:type="dxa"/>
-              <w:left w:w="95" w:type="dxa"/>
-              <w:bottom w:w="75" w:type="dxa"/>
-              <w:right w:w="95" w:type="dxa"/>
+              <w:top w:w="90" w:type="dxa"/>
+              <w:left w:w="90" w:type="dxa"/>
+              <w:bottom w:w="90" w:type="dxa"/>
+              <w:right w:w="90" w:type="dxa"/>
             </w:tcMar>
             <w:vAlign w:val="center"/>
           </w:tcPr>
           <w:p>
             <w:pPr>
-              <w:spacing w:after="0" w:line="288" w:lineRule="auto"/>
+              <w:spacing w:after="0"/>
+              <w:rPr>
+                <w:rFonts w:hint="eastAsia" w:ascii="微软雅黑" w:hAnsi="微软雅黑" w:eastAsia="微软雅黑" w:cs="微软雅黑"/>
+              </w:rPr>
             </w:pPr>
             <w:r>
               <w:rPr>
-                <w:rFonts w:ascii="微软雅黑" w:hAnsi="微软雅黑" w:eastAsia="微软雅黑"/>
+                <w:rFonts w:hint="eastAsia" w:ascii="微软雅黑" w:hAnsi="微软雅黑" w:eastAsia="微软雅黑" w:cs="微软雅黑"/>
                 <w:b/>
                 <w:color w:val="000000"/>
-                <w:sz w:val="18"/>
+                <w:sz w:val="19"/>
               </w:rPr>
-              <w:t>当前网页验证版</w:t>
+              <w:t>已经实现</w:t>
             </w:r>
           </w:p>
         </w:tc>
         <w:tc>
           <w:tcPr>
-            <w:tcW w:w="3742" w:type="dxa"/>
+            <w:tcW w:w="3855" w:type="dxa"/>
+            <w:tcBorders>
+              <w:top w:val="single" w:color="D9D9D9" w:sz="4" w:space="0"/>
+              <w:left w:val="single" w:color="D9D9D9" w:sz="4" w:space="0"/>
+              <w:bottom w:val="single" w:color="D9D9D9" w:sz="4" w:space="0"/>
+              <w:right w:val="single" w:color="D9D9D9" w:sz="4" w:space="0"/>
+            </w:tcBorders>
             <w:tcMar>
-              <w:top w:w="75" w:type="dxa"/>
-              <w:left w:w="95" w:type="dxa"/>
-              <w:bottom w:w="75" w:type="dxa"/>
-              <w:right w:w="95" w:type="dxa"/>
+              <w:top w:w="90" w:type="dxa"/>
+              <w:left w:w="90" w:type="dxa"/>
+              <w:bottom w:w="90" w:type="dxa"/>
+              <w:right w:w="90" w:type="dxa"/>
             </w:tcMar>
             <w:vAlign w:val="center"/>
           </w:tcPr>
           <w:p>
             <w:pPr>
-              <w:spacing w:after="0" w:line="288" w:lineRule="auto"/>
+              <w:spacing w:after="0"/>
+              <w:rPr>
+                <w:rFonts w:hint="eastAsia" w:ascii="微软雅黑" w:hAnsi="微软雅黑" w:eastAsia="微软雅黑" w:cs="微软雅黑"/>
+              </w:rPr>
             </w:pPr>
             <w:r>
               <w:rPr>
-                <w:rFonts w:ascii="微软雅黑" w:hAnsi="微软雅黑" w:eastAsia="微软雅黑"/>
+                <w:rFonts w:hint="eastAsia" w:ascii="微软雅黑" w:hAnsi="微软雅黑" w:eastAsia="微软雅黑" w:cs="微软雅黑"/>
                 <w:b/>
                 <w:color w:val="000000"/>
-                <w:sz w:val="18"/>
+                <w:sz w:val="19"/>
               </w:rPr>
-              <w:t>下一阶段需要验证</w:t>
+              <w:t>当前限制</w:t>
             </w:r>
           </w:p>
         </w:tc>
       </w:tr>
       <w:tr>
         <w:tblPrEx>
-          <w:tblBorders>
-            <w:top w:val="single" w:color="auto" w:sz="4" w:space="0"/>
-            <w:left w:val="single" w:color="auto" w:sz="4" w:space="0"/>
-            <w:bottom w:val="single" w:color="auto" w:sz="4" w:space="0"/>
-            <w:right w:val="single" w:color="auto" w:sz="4" w:space="0"/>
-            <w:insideH w:val="single" w:color="auto" w:sz="4" w:space="0"/>
-            <w:insideV w:val="single" w:color="auto" w:sz="4" w:space="0"/>
-          </w:tblBorders>
           <w:tblCellMar>
             <w:top w:w="0" w:type="dxa"/>
             <w:left w:w="108" w:type="dxa"/>
@@ -787,94 +1125,114 @@
           </w:tblCellMar>
         </w:tblPrEx>
         <w:trPr>
+          <w:cantSplit/>
           <w:jc w:val="center"/>
         </w:trPr>
         <w:tc>
           <w:tcPr>
-            <w:tcW w:w="1247" w:type="dxa"/>
+            <w:tcW w:w="1304" w:type="dxa"/>
+            <w:tcBorders>
+              <w:top w:val="single" w:color="D9D9D9" w:sz="4" w:space="0"/>
+              <w:left w:val="single" w:color="D9D9D9" w:sz="4" w:space="0"/>
+              <w:bottom w:val="single" w:color="D9D9D9" w:sz="4" w:space="0"/>
+              <w:right w:val="single" w:color="D9D9D9" w:sz="4" w:space="0"/>
+            </w:tcBorders>
             <w:tcMar>
-              <w:top w:w="75" w:type="dxa"/>
-              <w:left w:w="95" w:type="dxa"/>
-              <w:bottom w:w="75" w:type="dxa"/>
-              <w:right w:w="95" w:type="dxa"/>
+              <w:top w:w="90" w:type="dxa"/>
+              <w:left w:w="90" w:type="dxa"/>
+              <w:bottom w:w="90" w:type="dxa"/>
+              <w:right w:w="90" w:type="dxa"/>
             </w:tcMar>
             <w:vAlign w:val="center"/>
           </w:tcPr>
           <w:p>
             <w:pPr>
-              <w:spacing w:after="0" w:line="288" w:lineRule="auto"/>
+              <w:spacing w:after="0" w:line="276" w:lineRule="auto"/>
+              <w:rPr>
+                <w:rFonts w:hint="eastAsia" w:ascii="微软雅黑" w:hAnsi="微软雅黑" w:eastAsia="微软雅黑" w:cs="微软雅黑"/>
+              </w:rPr>
             </w:pPr>
             <w:r>
               <w:rPr>
-                <w:rFonts w:ascii="微软雅黑" w:hAnsi="微软雅黑" w:eastAsia="微软雅黑"/>
+                <w:rFonts w:hint="eastAsia" w:ascii="微软雅黑" w:hAnsi="微软雅黑" w:eastAsia="微软雅黑" w:cs="微软雅黑"/>
                 <w:color w:val="000000"/>
                 <w:sz w:val="18"/>
               </w:rPr>
-              <w:t>手机端</w:t>
+              <w:t>计划创建</w:t>
             </w:r>
           </w:p>
         </w:tc>
         <w:tc>
           <w:tcPr>
-            <w:tcW w:w="4025" w:type="dxa"/>
+            <w:tcW w:w="4195" w:type="dxa"/>
+            <w:tcBorders>
+              <w:top w:val="single" w:color="D9D9D9" w:sz="4" w:space="0"/>
+              <w:left w:val="single" w:color="D9D9D9" w:sz="4" w:space="0"/>
+              <w:bottom w:val="single" w:color="D9D9D9" w:sz="4" w:space="0"/>
+              <w:right w:val="single" w:color="D9D9D9" w:sz="4" w:space="0"/>
+            </w:tcBorders>
             <w:tcMar>
-              <w:top w:w="75" w:type="dxa"/>
-              <w:left w:w="95" w:type="dxa"/>
-              <w:bottom w:w="75" w:type="dxa"/>
-              <w:right w:w="95" w:type="dxa"/>
+              <w:top w:w="90" w:type="dxa"/>
+              <w:left w:w="90" w:type="dxa"/>
+              <w:bottom w:w="90" w:type="dxa"/>
+              <w:right w:w="90" w:type="dxa"/>
             </w:tcMar>
             <w:vAlign w:val="center"/>
           </w:tcPr>
           <w:p>
             <w:pPr>
-              <w:spacing w:after="0" w:line="288" w:lineRule="auto"/>
+              <w:spacing w:after="0" w:line="276" w:lineRule="auto"/>
+              <w:rPr>
+                <w:rFonts w:hint="eastAsia" w:ascii="微软雅黑" w:hAnsi="微软雅黑" w:eastAsia="微软雅黑" w:cs="微软雅黑"/>
+              </w:rPr>
             </w:pPr>
             <w:r>
               <w:rPr>
-                <w:rFonts w:ascii="微软雅黑" w:hAnsi="微软雅黑" w:eastAsia="微软雅黑"/>
+                <w:rFonts w:hint="eastAsia" w:ascii="微软雅黑" w:hAnsi="微软雅黑" w:eastAsia="微软雅黑" w:cs="微软雅黑"/>
                 <w:color w:val="000000"/>
                 <w:sz w:val="18"/>
               </w:rPr>
-              <w:t>创建多份计划、编辑核对、提醒、任务状态、记录、归档和删除；数据保存在当前浏览器。</w:t>
+              <w:t>手动、文本、处方照片及说明书照片进入草稿；核对后创建；支持新建和删除</w:t>
             </w:r>
           </w:p>
         </w:tc>
         <w:tc>
           <w:tcPr>
-            <w:tcW w:w="3742" w:type="dxa"/>
+            <w:tcW w:w="3855" w:type="dxa"/>
+            <w:tcBorders>
+              <w:top w:val="single" w:color="D9D9D9" w:sz="4" w:space="0"/>
+              <w:left w:val="single" w:color="D9D9D9" w:sz="4" w:space="0"/>
+              <w:bottom w:val="single" w:color="D9D9D9" w:sz="4" w:space="0"/>
+              <w:right w:val="single" w:color="D9D9D9" w:sz="4" w:space="0"/>
+            </w:tcBorders>
             <w:tcMar>
-              <w:top w:w="75" w:type="dxa"/>
-              <w:left w:w="95" w:type="dxa"/>
-              <w:bottom w:w="75" w:type="dxa"/>
-              <w:right w:w="95" w:type="dxa"/>
+              <w:top w:w="90" w:type="dxa"/>
+              <w:left w:w="90" w:type="dxa"/>
+              <w:bottom w:w="90" w:type="dxa"/>
+              <w:right w:w="90" w:type="dxa"/>
             </w:tcMar>
             <w:vAlign w:val="center"/>
           </w:tcPr>
           <w:p>
             <w:pPr>
-              <w:spacing w:after="0" w:line="288" w:lineRule="auto"/>
+              <w:spacing w:after="0" w:line="276" w:lineRule="auto"/>
+              <w:rPr>
+                <w:rFonts w:hint="eastAsia" w:ascii="微软雅黑" w:hAnsi="微软雅黑" w:eastAsia="微软雅黑" w:cs="微软雅黑"/>
+              </w:rPr>
             </w:pPr>
             <w:r>
               <w:rPr>
-                <w:rFonts w:ascii="微软雅黑" w:hAnsi="微软雅黑" w:eastAsia="微软雅黑"/>
+                <w:rFonts w:hint="eastAsia" w:ascii="微软雅黑" w:hAnsi="微软雅黑" w:eastAsia="微软雅黑" w:cs="微软雅黑"/>
                 <w:color w:val="000000"/>
                 <w:sz w:val="18"/>
               </w:rPr>
-              <w:t>跨设备同步、后台可靠提醒和更完整的隐私控制。</w:t>
+              <w:t>照片提取依赖配置的百炼模型；复杂版式可能识别失败</w:t>
             </w:r>
           </w:p>
         </w:tc>
       </w:tr>
       <w:tr>
         <w:tblPrEx>
-          <w:tblBorders>
-            <w:top w:val="single" w:color="auto" w:sz="4" w:space="0"/>
-            <w:left w:val="single" w:color="auto" w:sz="4" w:space="0"/>
-            <w:bottom w:val="single" w:color="auto" w:sz="4" w:space="0"/>
-            <w:right w:val="single" w:color="auto" w:sz="4" w:space="0"/>
-            <w:insideH w:val="single" w:color="auto" w:sz="4" w:space="0"/>
-            <w:insideV w:val="single" w:color="auto" w:sz="4" w:space="0"/>
-          </w:tblBorders>
           <w:tblCellMar>
             <w:top w:w="0" w:type="dxa"/>
             <w:left w:w="108" w:type="dxa"/>
@@ -883,94 +1241,114 @@
           </w:tblCellMar>
         </w:tblPrEx>
         <w:trPr>
+          <w:cantSplit/>
           <w:jc w:val="center"/>
         </w:trPr>
         <w:tc>
           <w:tcPr>
-            <w:tcW w:w="1247" w:type="dxa"/>
+            <w:tcW w:w="1304" w:type="dxa"/>
+            <w:tcBorders>
+              <w:top w:val="single" w:color="D9D9D9" w:sz="4" w:space="0"/>
+              <w:left w:val="single" w:color="D9D9D9" w:sz="4" w:space="0"/>
+              <w:bottom w:val="single" w:color="D9D9D9" w:sz="4" w:space="0"/>
+              <w:right w:val="single" w:color="D9D9D9" w:sz="4" w:space="0"/>
+            </w:tcBorders>
             <w:tcMar>
-              <w:top w:w="75" w:type="dxa"/>
-              <w:left w:w="95" w:type="dxa"/>
-              <w:bottom w:w="75" w:type="dxa"/>
-              <w:right w:w="95" w:type="dxa"/>
+              <w:top w:w="90" w:type="dxa"/>
+              <w:left w:w="90" w:type="dxa"/>
+              <w:bottom w:w="90" w:type="dxa"/>
+              <w:right w:w="90" w:type="dxa"/>
             </w:tcMar>
             <w:vAlign w:val="center"/>
           </w:tcPr>
           <w:p>
             <w:pPr>
-              <w:spacing w:after="0" w:line="288" w:lineRule="auto"/>
+              <w:spacing w:after="0" w:line="276" w:lineRule="auto"/>
+              <w:rPr>
+                <w:rFonts w:hint="eastAsia" w:ascii="微软雅黑" w:hAnsi="微软雅黑" w:eastAsia="微软雅黑" w:cs="微软雅黑"/>
+              </w:rPr>
             </w:pPr>
             <w:r>
               <w:rPr>
-                <w:rFonts w:ascii="微软雅黑" w:hAnsi="微软雅黑" w:eastAsia="微软雅黑"/>
+                <w:rFonts w:hint="eastAsia" w:ascii="微软雅黑" w:hAnsi="微软雅黑" w:eastAsia="微软雅黑" w:cs="微软雅黑"/>
                 <w:color w:val="000000"/>
                 <w:sz w:val="18"/>
               </w:rPr>
-              <w:t>资料处理</w:t>
+              <w:t>定时任务</w:t>
             </w:r>
           </w:p>
         </w:tc>
         <w:tc>
           <w:tcPr>
-            <w:tcW w:w="4025" w:type="dxa"/>
+            <w:tcW w:w="4195" w:type="dxa"/>
+            <w:tcBorders>
+              <w:top w:val="single" w:color="D9D9D9" w:sz="4" w:space="0"/>
+              <w:left w:val="single" w:color="D9D9D9" w:sz="4" w:space="0"/>
+              <w:bottom w:val="single" w:color="D9D9D9" w:sz="4" w:space="0"/>
+              <w:right w:val="single" w:color="D9D9D9" w:sz="4" w:space="0"/>
+            </w:tcBorders>
             <w:tcMar>
-              <w:top w:w="75" w:type="dxa"/>
-              <w:left w:w="95" w:type="dxa"/>
-              <w:bottom w:w="75" w:type="dxa"/>
-              <w:right w:w="95" w:type="dxa"/>
+              <w:top w:w="90" w:type="dxa"/>
+              <w:left w:w="90" w:type="dxa"/>
+              <w:bottom w:w="90" w:type="dxa"/>
+              <w:right w:w="90" w:type="dxa"/>
             </w:tcMar>
             <w:vAlign w:val="center"/>
           </w:tcPr>
           <w:p>
             <w:pPr>
-              <w:spacing w:after="0" w:line="288" w:lineRule="auto"/>
+              <w:spacing w:after="0" w:line="276" w:lineRule="auto"/>
+              <w:rPr>
+                <w:rFonts w:hint="eastAsia" w:ascii="微软雅黑" w:hAnsi="微软雅黑" w:eastAsia="微软雅黑" w:cs="微软雅黑"/>
+              </w:rPr>
             </w:pPr>
             <w:r>
               <w:rPr>
-                <w:rFonts w:ascii="微软雅黑" w:hAnsi="微软雅黑" w:eastAsia="微软雅黑"/>
+                <w:rFonts w:hint="eastAsia" w:ascii="微软雅黑" w:hAnsi="微软雅黑" w:eastAsia="微软雅黑" w:cs="微软雅黑"/>
                 <w:color w:val="000000"/>
                 <w:sz w:val="18"/>
               </w:rPr>
-              <w:t>百炼模型整理文字和识别照片；助手按预置资料或已确认说明书原文回答。</w:t>
+              <w:t>明确日期和时刻生成任务；待确认、已确认、待核实、开盒与更正留痕</w:t>
             </w:r>
           </w:p>
         </w:tc>
         <w:tc>
           <w:tcPr>
-            <w:tcW w:w="3742" w:type="dxa"/>
+            <w:tcW w:w="3855" w:type="dxa"/>
+            <w:tcBorders>
+              <w:top w:val="single" w:color="D9D9D9" w:sz="4" w:space="0"/>
+              <w:left w:val="single" w:color="D9D9D9" w:sz="4" w:space="0"/>
+              <w:bottom w:val="single" w:color="D9D9D9" w:sz="4" w:space="0"/>
+              <w:right w:val="single" w:color="D9D9D9" w:sz="4" w:space="0"/>
+            </w:tcBorders>
             <w:tcMar>
-              <w:top w:w="75" w:type="dxa"/>
-              <w:left w:w="95" w:type="dxa"/>
-              <w:bottom w:w="75" w:type="dxa"/>
-              <w:right w:w="95" w:type="dxa"/>
+              <w:top w:w="90" w:type="dxa"/>
+              <w:left w:w="90" w:type="dxa"/>
+              <w:bottom w:w="90" w:type="dxa"/>
+              <w:right w:w="90" w:type="dxa"/>
             </w:tcMar>
             <w:vAlign w:val="center"/>
           </w:tcPr>
           <w:p>
             <w:pPr>
-              <w:spacing w:after="0" w:line="288" w:lineRule="auto"/>
+              <w:spacing w:after="0" w:line="276" w:lineRule="auto"/>
+              <w:rPr>
+                <w:rFonts w:hint="eastAsia" w:ascii="微软雅黑" w:hAnsi="微软雅黑" w:eastAsia="微软雅黑" w:cs="微软雅黑"/>
+              </w:rPr>
             </w:pPr>
             <w:r>
               <w:rPr>
-                <w:rFonts w:ascii="微软雅黑" w:hAnsi="微软雅黑" w:eastAsia="微软雅黑"/>
+                <w:rFonts w:hint="eastAsia" w:ascii="微软雅黑" w:hAnsi="微软雅黑" w:eastAsia="微软雅黑" w:cs="微软雅黑"/>
                 <w:color w:val="000000"/>
                 <w:sz w:val="18"/>
               </w:rPr>
-              <w:t>更多可信来源的覆盖、识别质量与真实材料的稳定性。</w:t>
+              <w:t>网页关闭后不保证提醒送达；没有实体药盒自动开盖数据</w:t>
             </w:r>
           </w:p>
         </w:tc>
       </w:tr>
       <w:tr>
         <w:tblPrEx>
-          <w:tblBorders>
-            <w:top w:val="single" w:color="auto" w:sz="4" w:space="0"/>
-            <w:left w:val="single" w:color="auto" w:sz="4" w:space="0"/>
-            <w:bottom w:val="single" w:color="auto" w:sz="4" w:space="0"/>
-            <w:right w:val="single" w:color="auto" w:sz="4" w:space="0"/>
-            <w:insideH w:val="single" w:color="auto" w:sz="4" w:space="0"/>
-            <w:insideV w:val="single" w:color="auto" w:sz="4" w:space="0"/>
-          </w:tblBorders>
           <w:tblCellMar>
             <w:top w:w="0" w:type="dxa"/>
             <w:left w:w="108" w:type="dxa"/>
@@ -979,80 +1357,340 @@
           </w:tblCellMar>
         </w:tblPrEx>
         <w:trPr>
+          <w:cantSplit/>
           <w:jc w:val="center"/>
         </w:trPr>
         <w:tc>
           <w:tcPr>
-            <w:tcW w:w="1247" w:type="dxa"/>
+            <w:tcW w:w="1304" w:type="dxa"/>
+            <w:tcBorders>
+              <w:top w:val="single" w:color="D9D9D9" w:sz="4" w:space="0"/>
+              <w:left w:val="single" w:color="D9D9D9" w:sz="4" w:space="0"/>
+              <w:bottom w:val="single" w:color="D9D9D9" w:sz="4" w:space="0"/>
+              <w:right w:val="single" w:color="D9D9D9" w:sz="4" w:space="0"/>
+            </w:tcBorders>
             <w:tcMar>
-              <w:top w:w="75" w:type="dxa"/>
-              <w:left w:w="95" w:type="dxa"/>
-              <w:bottom w:w="75" w:type="dxa"/>
-              <w:right w:w="95" w:type="dxa"/>
+              <w:top w:w="90" w:type="dxa"/>
+              <w:left w:w="90" w:type="dxa"/>
+              <w:bottom w:w="90" w:type="dxa"/>
+              <w:right w:w="90" w:type="dxa"/>
             </w:tcMar>
             <w:vAlign w:val="center"/>
           </w:tcPr>
           <w:p>
             <w:pPr>
-              <w:spacing w:after="0" w:line="288" w:lineRule="auto"/>
+              <w:spacing w:after="0" w:line="276" w:lineRule="auto"/>
+              <w:rPr>
+                <w:rFonts w:hint="eastAsia" w:ascii="微软雅黑" w:hAnsi="微软雅黑" w:eastAsia="微软雅黑" w:cs="微软雅黑"/>
+              </w:rPr>
             </w:pPr>
             <w:r>
               <w:rPr>
-                <w:rFonts w:ascii="微软雅黑" w:hAnsi="微软雅黑" w:eastAsia="微软雅黑"/>
+                <w:rFonts w:hint="eastAsia" w:ascii="微软雅黑" w:hAnsi="微软雅黑" w:eastAsia="微软雅黑" w:cs="微软雅黑"/>
                 <w:color w:val="000000"/>
                 <w:sz w:val="18"/>
               </w:rPr>
-              <w:t>实体药盒</w:t>
+              <w:t>按需计划</w:t>
             </w:r>
           </w:p>
         </w:tc>
         <w:tc>
           <w:tcPr>
-            <w:tcW w:w="4025" w:type="dxa"/>
+            <w:tcW w:w="4195" w:type="dxa"/>
+            <w:tcBorders>
+              <w:top w:val="single" w:color="D9D9D9" w:sz="4" w:space="0"/>
+              <w:left w:val="single" w:color="D9D9D9" w:sz="4" w:space="0"/>
+              <w:bottom w:val="single" w:color="D9D9D9" w:sz="4" w:space="0"/>
+              <w:right w:val="single" w:color="D9D9D9" w:sz="4" w:space="0"/>
+            </w:tcBorders>
             <w:tcMar>
-              <w:top w:w="75" w:type="dxa"/>
-              <w:left w:w="95" w:type="dxa"/>
-              <w:bottom w:w="75" w:type="dxa"/>
-              <w:right w:w="95" w:type="dxa"/>
+              <w:top w:w="90" w:type="dxa"/>
+              <w:left w:w="90" w:type="dxa"/>
+              <w:bottom w:w="90" w:type="dxa"/>
+              <w:right w:w="90" w:type="dxa"/>
             </w:tcMar>
             <w:vAlign w:val="center"/>
           </w:tcPr>
           <w:p>
             <w:pPr>
-              <w:spacing w:after="0" w:line="288" w:lineRule="auto"/>
+              <w:spacing w:after="0" w:line="276" w:lineRule="auto"/>
+              <w:rPr>
+                <w:rFonts w:hint="eastAsia" w:ascii="微软雅黑" w:hAnsi="微软雅黑" w:eastAsia="微软雅黑" w:cs="微软雅黑"/>
+              </w:rPr>
             </w:pPr>
             <w:r>
               <w:rPr>
-                <w:rFonts w:ascii="微软雅黑" w:hAnsi="微软雅黑" w:eastAsia="微软雅黑"/>
+                <w:rFonts w:hint="eastAsia" w:ascii="微软雅黑" w:hAnsi="微软雅黑" w:eastAsia="微软雅黑" w:cs="微软雅黑"/>
                 <w:color w:val="000000"/>
                 <w:sz w:val="18"/>
               </w:rPr>
-              <w:t>界面提供三格映射，开盒事件由用户手动记录；明确显示未连接。</w:t>
+              <w:t>分人群用量、用途、间隔和上限展示；实际使用手动记录并提示超限风险</w:t>
             </w:r>
           </w:p>
         </w:tc>
         <w:tc>
           <w:tcPr>
-            <w:tcW w:w="3742" w:type="dxa"/>
+            <w:tcW w:w="3855" w:type="dxa"/>
+            <w:tcBorders>
+              <w:top w:val="single" w:color="D9D9D9" w:sz="4" w:space="0"/>
+              <w:left w:val="single" w:color="D9D9D9" w:sz="4" w:space="0"/>
+              <w:bottom w:val="single" w:color="D9D9D9" w:sz="4" w:space="0"/>
+              <w:right w:val="single" w:color="D9D9D9" w:sz="4" w:space="0"/>
+            </w:tcBorders>
             <w:tcMar>
-              <w:top w:w="75" w:type="dxa"/>
-              <w:left w:w="95" w:type="dxa"/>
-              <w:bottom w:w="75" w:type="dxa"/>
-              <w:right w:w="95" w:type="dxa"/>
+              <w:top w:w="90" w:type="dxa"/>
+              <w:left w:w="90" w:type="dxa"/>
+              <w:bottom w:w="90" w:type="dxa"/>
+              <w:right w:w="90" w:type="dxa"/>
             </w:tcMar>
             <w:vAlign w:val="center"/>
           </w:tcPr>
           <w:p>
             <w:pPr>
-              <w:spacing w:after="0" w:line="288" w:lineRule="auto"/>
+              <w:spacing w:after="0" w:line="276" w:lineRule="auto"/>
+              <w:rPr>
+                <w:rFonts w:hint="eastAsia" w:ascii="微软雅黑" w:hAnsi="微软雅黑" w:eastAsia="微软雅黑" w:cs="微软雅黑"/>
+              </w:rPr>
             </w:pPr>
             <w:r>
               <w:rPr>
-                <w:rFonts w:ascii="微软雅黑" w:hAnsi="微软雅黑" w:eastAsia="微软雅黑"/>
+                <w:rFonts w:hint="eastAsia" w:ascii="微软雅黑" w:hAnsi="微软雅黑" w:eastAsia="微软雅黑" w:cs="微软雅黑"/>
                 <w:color w:val="000000"/>
                 <w:sz w:val="18"/>
               </w:rPr>
-              <w:t>设备配对、开盖事件同步、离线补传和硬件提示可靠性。</w:t>
+              <w:t>不判断某个人是否适合使用，不自动给出下一次服药建议</w:t>
+            </w:r>
+          </w:p>
+        </w:tc>
+      </w:tr>
+      <w:tr>
+        <w:tblPrEx>
+          <w:tblCellMar>
+            <w:top w:w="0" w:type="dxa"/>
+            <w:left w:w="108" w:type="dxa"/>
+            <w:bottom w:w="0" w:type="dxa"/>
+            <w:right w:w="108" w:type="dxa"/>
+          </w:tblCellMar>
+        </w:tblPrEx>
+        <w:trPr>
+          <w:cantSplit/>
+          <w:jc w:val="center"/>
+        </w:trPr>
+        <w:tc>
+          <w:tcPr>
+            <w:tcW w:w="1304" w:type="dxa"/>
+            <w:tcBorders>
+              <w:top w:val="single" w:color="D9D9D9" w:sz="4" w:space="0"/>
+              <w:left w:val="single" w:color="D9D9D9" w:sz="4" w:space="0"/>
+              <w:bottom w:val="single" w:color="D9D9D9" w:sz="4" w:space="0"/>
+              <w:right w:val="single" w:color="D9D9D9" w:sz="4" w:space="0"/>
+            </w:tcBorders>
+            <w:tcMar>
+              <w:top w:w="90" w:type="dxa"/>
+              <w:left w:w="90" w:type="dxa"/>
+              <w:bottom w:w="90" w:type="dxa"/>
+              <w:right w:w="90" w:type="dxa"/>
+            </w:tcMar>
+            <w:vAlign w:val="center"/>
+          </w:tcPr>
+          <w:p>
+            <w:pPr>
+              <w:spacing w:after="0" w:line="276" w:lineRule="auto"/>
+              <w:rPr>
+                <w:rFonts w:hint="eastAsia" w:ascii="微软雅黑" w:hAnsi="微软雅黑" w:eastAsia="微软雅黑" w:cs="微软雅黑"/>
+              </w:rPr>
+            </w:pPr>
+            <w:r>
+              <w:rPr>
+                <w:rFonts w:hint="eastAsia" w:ascii="微软雅黑" w:hAnsi="微软雅黑" w:eastAsia="微软雅黑" w:cs="微软雅黑"/>
+                <w:color w:val="000000"/>
+                <w:sz w:val="18"/>
+              </w:rPr>
+              <w:t>药格与记录</w:t>
+            </w:r>
+          </w:p>
+        </w:tc>
+        <w:tc>
+          <w:tcPr>
+            <w:tcW w:w="4195" w:type="dxa"/>
+            <w:tcBorders>
+              <w:top w:val="single" w:color="D9D9D9" w:sz="4" w:space="0"/>
+              <w:left w:val="single" w:color="D9D9D9" w:sz="4" w:space="0"/>
+              <w:bottom w:val="single" w:color="D9D9D9" w:sz="4" w:space="0"/>
+              <w:right w:val="single" w:color="D9D9D9" w:sz="4" w:space="0"/>
+            </w:tcBorders>
+            <w:tcMar>
+              <w:top w:w="90" w:type="dxa"/>
+              <w:left w:w="90" w:type="dxa"/>
+              <w:bottom w:w="90" w:type="dxa"/>
+              <w:right w:w="90" w:type="dxa"/>
+            </w:tcMar>
+            <w:vAlign w:val="center"/>
+          </w:tcPr>
+          <w:p>
+            <w:pPr>
+              <w:spacing w:after="0" w:line="276" w:lineRule="auto"/>
+              <w:rPr>
+                <w:rFonts w:hint="eastAsia" w:ascii="微软雅黑" w:hAnsi="微软雅黑" w:eastAsia="微软雅黑" w:cs="微软雅黑"/>
+              </w:rPr>
+            </w:pPr>
+            <w:r>
+              <w:rPr>
+                <w:rFonts w:hint="eastAsia" w:ascii="微软雅黑" w:hAnsi="微软雅黑" w:eastAsia="微软雅黑" w:cs="微软雅黑"/>
+                <w:color w:val="000000"/>
+                <w:sz w:val="18"/>
+              </w:rPr>
+              <w:t>1 至 3 号药格映射、同期冲突校验、记录时间线、到期归档</w:t>
+            </w:r>
+          </w:p>
+        </w:tc>
+        <w:tc>
+          <w:tcPr>
+            <w:tcW w:w="3855" w:type="dxa"/>
+            <w:tcBorders>
+              <w:top w:val="single" w:color="D9D9D9" w:sz="4" w:space="0"/>
+              <w:left w:val="single" w:color="D9D9D9" w:sz="4" w:space="0"/>
+              <w:bottom w:val="single" w:color="D9D9D9" w:sz="4" w:space="0"/>
+              <w:right w:val="single" w:color="D9D9D9" w:sz="4" w:space="0"/>
+            </w:tcBorders>
+            <w:tcMar>
+              <w:top w:w="90" w:type="dxa"/>
+              <w:left w:w="90" w:type="dxa"/>
+              <w:bottom w:w="90" w:type="dxa"/>
+              <w:right w:w="90" w:type="dxa"/>
+            </w:tcMar>
+            <w:vAlign w:val="center"/>
+          </w:tcPr>
+          <w:p>
+            <w:pPr>
+              <w:spacing w:after="0" w:line="276" w:lineRule="auto"/>
+              <w:rPr>
+                <w:rFonts w:hint="eastAsia" w:ascii="微软雅黑" w:hAnsi="微软雅黑" w:eastAsia="微软雅黑" w:cs="微软雅黑"/>
+              </w:rPr>
+            </w:pPr>
+            <w:r>
+              <w:rPr>
+                <w:rFonts w:hint="eastAsia" w:ascii="微软雅黑" w:hAnsi="微软雅黑" w:eastAsia="微软雅黑" w:cs="微软雅黑"/>
+                <w:color w:val="000000"/>
+                <w:sz w:val="18"/>
+              </w:rPr>
+              <w:t>药格是界面映射，尚无真实设备连接</w:t>
+            </w:r>
+          </w:p>
+        </w:tc>
+      </w:tr>
+      <w:tr>
+        <w:tblPrEx>
+          <w:tblCellMar>
+            <w:top w:w="0" w:type="dxa"/>
+            <w:left w:w="108" w:type="dxa"/>
+            <w:bottom w:w="0" w:type="dxa"/>
+            <w:right w:w="108" w:type="dxa"/>
+          </w:tblCellMar>
+        </w:tblPrEx>
+        <w:trPr>
+          <w:cantSplit/>
+          <w:jc w:val="center"/>
+        </w:trPr>
+        <w:tc>
+          <w:tcPr>
+            <w:tcW w:w="1304" w:type="dxa"/>
+            <w:tcBorders>
+              <w:top w:val="single" w:color="D9D9D9" w:sz="4" w:space="0"/>
+              <w:left w:val="single" w:color="D9D9D9" w:sz="4" w:space="0"/>
+              <w:bottom w:val="single" w:color="D9D9D9" w:sz="4" w:space="0"/>
+              <w:right w:val="single" w:color="D9D9D9" w:sz="4" w:space="0"/>
+            </w:tcBorders>
+            <w:tcMar>
+              <w:top w:w="90" w:type="dxa"/>
+              <w:left w:w="90" w:type="dxa"/>
+              <w:bottom w:w="90" w:type="dxa"/>
+              <w:right w:w="90" w:type="dxa"/>
+            </w:tcMar>
+            <w:vAlign w:val="center"/>
+          </w:tcPr>
+          <w:p>
+            <w:pPr>
+              <w:spacing w:after="0" w:line="276" w:lineRule="auto"/>
+              <w:rPr>
+                <w:rFonts w:hint="eastAsia" w:ascii="微软雅黑" w:hAnsi="微软雅黑" w:eastAsia="微软雅黑" w:cs="微软雅黑"/>
+              </w:rPr>
+            </w:pPr>
+            <w:r>
+              <w:rPr>
+                <w:rFonts w:hint="eastAsia" w:ascii="微软雅黑" w:hAnsi="微软雅黑" w:eastAsia="微软雅黑" w:cs="微软雅黑"/>
+                <w:color w:val="000000"/>
+                <w:sz w:val="18"/>
+              </w:rPr>
+              <w:t>用药助手</w:t>
+            </w:r>
+          </w:p>
+        </w:tc>
+        <w:tc>
+          <w:tcPr>
+            <w:tcW w:w="4195" w:type="dxa"/>
+            <w:tcBorders>
+              <w:top w:val="single" w:color="D9D9D9" w:sz="4" w:space="0"/>
+              <w:left w:val="single" w:color="D9D9D9" w:sz="4" w:space="0"/>
+              <w:bottom w:val="single" w:color="D9D9D9" w:sz="4" w:space="0"/>
+              <w:right w:val="single" w:color="D9D9D9" w:sz="4" w:space="0"/>
+            </w:tcBorders>
+            <w:tcMar>
+              <w:top w:w="90" w:type="dxa"/>
+              <w:left w:w="90" w:type="dxa"/>
+              <w:bottom w:w="90" w:type="dxa"/>
+              <w:right w:w="90" w:type="dxa"/>
+            </w:tcMar>
+            <w:vAlign w:val="center"/>
+          </w:tcPr>
+          <w:p>
+            <w:pPr>
+              <w:spacing w:after="0" w:line="276" w:lineRule="auto"/>
+              <w:rPr>
+                <w:rFonts w:hint="eastAsia" w:ascii="微软雅黑" w:hAnsi="微软雅黑" w:eastAsia="微软雅黑" w:cs="微软雅黑"/>
+              </w:rPr>
+            </w:pPr>
+            <w:r>
+              <w:rPr>
+                <w:rFonts w:hint="eastAsia" w:ascii="微软雅黑" w:hAnsi="微软雅黑" w:eastAsia="微软雅黑" w:cs="微软雅黑"/>
+                <w:color w:val="000000"/>
+                <w:sz w:val="18"/>
+              </w:rPr>
+              <w:t>计划查询、三种药品的预置 MedlinePlus 资料、已核对说明书问答</w:t>
+            </w:r>
+          </w:p>
+        </w:tc>
+        <w:tc>
+          <w:tcPr>
+            <w:tcW w:w="3855" w:type="dxa"/>
+            <w:tcBorders>
+              <w:top w:val="single" w:color="D9D9D9" w:sz="4" w:space="0"/>
+              <w:left w:val="single" w:color="D9D9D9" w:sz="4" w:space="0"/>
+              <w:bottom w:val="single" w:color="D9D9D9" w:sz="4" w:space="0"/>
+              <w:right w:val="single" w:color="D9D9D9" w:sz="4" w:space="0"/>
+            </w:tcBorders>
+            <w:tcMar>
+              <w:top w:w="90" w:type="dxa"/>
+              <w:left w:w="90" w:type="dxa"/>
+              <w:bottom w:w="90" w:type="dxa"/>
+              <w:right w:w="90" w:type="dxa"/>
+            </w:tcMar>
+            <w:vAlign w:val="center"/>
+          </w:tcPr>
+          <w:p>
+            <w:pPr>
+              <w:spacing w:after="0" w:line="276" w:lineRule="auto"/>
+              <w:rPr>
+                <w:rFonts w:hint="eastAsia" w:ascii="微软雅黑" w:hAnsi="微软雅黑" w:eastAsia="微软雅黑" w:cs="微软雅黑"/>
+              </w:rPr>
+            </w:pPr>
+            <w:r>
+              <w:rPr>
+                <w:rFonts w:hint="eastAsia" w:ascii="微软雅黑" w:hAnsi="微软雅黑" w:eastAsia="微软雅黑" w:cs="微软雅黑"/>
+                <w:color w:val="000000"/>
+                <w:sz w:val="18"/>
+              </w:rPr>
+              <w:t>没有开放互联网检索或完整药品知识库</w:t>
             </w:r>
           </w:p>
         </w:tc>
@@ -1060,41 +1698,301 @@
     </w:tbl>
     <w:p>
       <w:pPr>
-        <w:spacing w:after="0"/>
+        <w:spacing w:after="20"/>
+        <w:rPr>
+          <w:rFonts w:hint="eastAsia" w:ascii="微软雅黑" w:hAnsi="微软雅黑" w:eastAsia="微软雅黑" w:cs="微软雅黑"/>
+        </w:rPr>
       </w:pPr>
     </w:p>
     <w:p>
+      <w:pPr>
+        <w:pStyle w:val="3"/>
+        <w:rPr>
+          <w:rFonts w:hint="eastAsia" w:ascii="微软雅黑" w:hAnsi="微软雅黑" w:eastAsia="微软雅黑" w:cs="微软雅黑"/>
+        </w:rPr>
+      </w:pPr>
       <w:r>
-        <w:t>完整产品设想是手机端负责计划、核对和记录，三格实体药盒负责格位提示与开盖事件采集。即使未来接入硬件，也必须继续区分“盒盖打开”和“用户确认已服用”；设备连接失败时，手机端仍应允许查看计划和手动记录。</w:t>
+        <w:rPr>
+          <w:rFonts w:hint="eastAsia" w:ascii="微软雅黑" w:hAnsi="微软雅黑" w:eastAsia="微软雅黑" w:cs="微软雅黑"/>
+        </w:rPr>
+        <w:t>七 智能能力与安全设计</w:t>
+      </w:r>
+    </w:p>
+    <w:p>
+      <w:pPr>
+        <w:pStyle w:val="4"/>
+        <w:rPr>
+          <w:rFonts w:hint="eastAsia" w:ascii="微软雅黑" w:hAnsi="微软雅黑" w:eastAsia="微软雅黑" w:cs="微软雅黑"/>
+        </w:rPr>
+      </w:pPr>
+      <w:r>
+        <w:rPr>
+          <w:rFonts w:hint="eastAsia" w:ascii="微软雅黑" w:hAnsi="微软雅黑" w:eastAsia="微软雅黑" w:cs="微软雅黑"/>
+        </w:rPr>
+        <w:t>材料识别与结构化</w:t>
+      </w:r>
+    </w:p>
+    <w:p>
+      <w:pPr>
+        <w:widowControl/>
+        <w:rPr>
+          <w:rFonts w:hint="eastAsia" w:ascii="微软雅黑" w:hAnsi="微软雅黑" w:eastAsia="微软雅黑" w:cs="微软雅黑"/>
+        </w:rPr>
+      </w:pPr>
+      <w:r>
+        <w:rPr>
+          <w:rFonts w:hint="eastAsia" w:ascii="微软雅黑" w:hAnsi="微软雅黑" w:eastAsia="微软雅黑" w:cs="微软雅黑"/>
+        </w:rPr>
+        <w:t>图片先由视觉模型识别为处方、说明书或其他图片，并生成可查看的文字。处方按明确字段提取；说明书再提取药品名称、年龄分组、单次用量、条件性重复用药、24 小时上限和用途对应的最长天数。文字与图片都可能有识别错误，因此草稿是待核对内容，不是最终医嘱。</w:t>
+      </w:r>
+    </w:p>
+    <w:p>
+      <w:pPr>
+        <w:pStyle w:val="4"/>
+        <w:rPr>
+          <w:rFonts w:hint="eastAsia" w:ascii="微软雅黑" w:hAnsi="微软雅黑" w:eastAsia="微软雅黑" w:cs="微软雅黑"/>
+        </w:rPr>
+      </w:pPr>
+      <w:r>
+        <w:rPr>
+          <w:rFonts w:hint="eastAsia" w:ascii="微软雅黑" w:hAnsi="微软雅黑" w:eastAsia="微软雅黑" w:cs="微软雅黑"/>
+        </w:rPr>
+        <w:t>原文约束与人工确认</w:t>
+      </w:r>
+    </w:p>
+    <w:p>
+      <w:pPr>
+        <w:widowControl/>
+        <w:rPr>
+          <w:rFonts w:hint="eastAsia" w:ascii="微软雅黑" w:hAnsi="微软雅黑" w:eastAsia="微软雅黑" w:cs="微软雅黑"/>
+        </w:rPr>
+      </w:pPr>
+      <w:r>
+        <w:rPr>
+          <w:rFonts w:hint="eastAsia" w:ascii="微软雅黑" w:hAnsi="微软雅黑" w:eastAsia="微软雅黑" w:cs="微软雅黑"/>
+        </w:rPr>
+        <w:t>说明书提取结果必须能在识别文字中找到对应原文片段；服务端会检查名称、剂量、单位和限制数字是否有依据，并对常见格式使用保守的规则补提。缺少可核对信息时不生成看似完整的建议。用户必须选择具体人群与用途，再核对照片、日期和药格。</w:t>
+      </w:r>
+    </w:p>
+    <w:p>
+      <w:pPr>
+        <w:pStyle w:val="4"/>
+        <w:rPr>
+          <w:rFonts w:hint="eastAsia" w:ascii="微软雅黑" w:hAnsi="微软雅黑" w:eastAsia="微软雅黑" w:cs="微软雅黑"/>
+        </w:rPr>
+      </w:pPr>
+      <w:r>
+        <w:rPr>
+          <w:rFonts w:hint="eastAsia" w:ascii="微软雅黑" w:hAnsi="微软雅黑" w:eastAsia="微软雅黑" w:cs="微软雅黑"/>
+        </w:rPr>
+        <w:t>问答范围控制</w:t>
+      </w:r>
+    </w:p>
+    <w:p>
+      <w:pPr>
+        <w:widowControl/>
+        <w:rPr>
+          <w:rFonts w:hint="eastAsia" w:ascii="微软雅黑" w:hAnsi="微软雅黑" w:eastAsia="微软雅黑" w:cs="微软雅黑"/>
+        </w:rPr>
+      </w:pPr>
+      <w:r>
+        <w:rPr>
+          <w:rFonts w:hint="eastAsia" w:ascii="微软雅黑" w:hAnsi="微软雅黑" w:eastAsia="微软雅黑" w:cs="微软雅黑"/>
+        </w:rPr>
+        <w:t>助手的预置资料来自美国国家医学图书馆 MedlinePlus 中对乙酰氨基酚、布洛芬和阿莫西林的页面；其他药品仅能依据本次上传并确认的说明书文字回答。系统检查回答引用的原文片段确实存在。个人补服、改剂量、能否合用及严重症状问题走保守回应，必要时提示立即就医。</w:t>
+      </w:r>
+    </w:p>
+    <w:p>
+      <w:pPr>
+        <w:pStyle w:val="4"/>
+        <w:rPr>
+          <w:rFonts w:hint="eastAsia" w:ascii="微软雅黑" w:hAnsi="微软雅黑" w:eastAsia="微软雅黑" w:cs="微软雅黑"/>
+        </w:rPr>
+      </w:pPr>
+      <w:r>
+        <w:rPr>
+          <w:rFonts w:hint="eastAsia" w:ascii="微软雅黑" w:hAnsi="微软雅黑" w:eastAsia="微软雅黑" w:cs="微软雅黑"/>
+        </w:rPr>
+        <w:t>数据和运行边界</w:t>
+      </w:r>
+    </w:p>
+    <w:p>
+      <w:pPr>
+        <w:widowControl/>
+        <w:rPr>
+          <w:rFonts w:hint="eastAsia" w:ascii="微软雅黑" w:hAnsi="微软雅黑" w:eastAsia="微软雅黑" w:cs="微软雅黑"/>
+        </w:rPr>
+      </w:pPr>
+      <w:r>
+        <w:rPr>
+          <w:rFonts w:hint="eastAsia" w:ascii="微软雅黑" w:hAnsi="微软雅黑" w:eastAsia="微软雅黑" w:cs="微软雅黑"/>
+        </w:rPr>
+        <w:t>网页与本地 Python 服务运行在用户电脑；百炼密钥保存在服务端 .env，不交给网页。照片用于本次识别，不写入计划；计划和记录保存在当前浏览器本地存储，识别出的说明书片段可能随计划保留。助手对话仅保留在当前页面内存。网页提醒依赖页面保持打开和浏览器通知权限。当前没有云账户、跨设备同步或实体药盒接入。</w:t>
       </w:r>
     </w:p>
     <w:p>
       <w:pPr>
         <w:pStyle w:val="3"/>
+        <w:rPr>
+          <w:rFonts w:hint="eastAsia" w:ascii="微软雅黑" w:hAnsi="微软雅黑" w:eastAsia="微软雅黑" w:cs="微软雅黑"/>
+        </w:rPr>
       </w:pPr>
       <w:r>
-        <w:t>六 关键假设与验证方式</w:t>
+        <w:rPr>
+          <w:rFonts w:hint="eastAsia" w:ascii="微软雅黑" w:hAnsi="微软雅黑" w:eastAsia="微软雅黑" w:cs="微软雅黑"/>
+        </w:rPr>
+        <w:t>八 交互与信息架构</w:t>
       </w:r>
     </w:p>
     <w:p>
+      <w:pPr>
+        <w:widowControl/>
+        <w:rPr>
+          <w:rFonts w:hint="eastAsia" w:ascii="微软雅黑" w:hAnsi="微软雅黑" w:eastAsia="微软雅黑" w:cs="微软雅黑"/>
+        </w:rPr>
+      </w:pPr>
       <w:r>
-        <w:t>当前最重要但尚未验证的判断是：偶尔用药的用户愿意在计划开始前花少量时间核对提取字段，换取之后更省心、状态更清楚的执行体验。若核对比直接手动录入更费时，或用户仍把开盒误认为已服用，产品的核心价值就不成立。</w:t>
+        <w:rPr>
+          <w:rFonts w:hint="eastAsia" w:ascii="微软雅黑" w:hAnsi="微软雅黑" w:eastAsia="微软雅黑" w:cs="微软雅黑"/>
+        </w:rPr>
+        <w:t>底部导航为“今日、计划、记录、药盒”；右下角悬浮入口打开用药助手。创建页采用三步：输入或上传、核对字段、确认计划。每一步只暴露当前需要决定的信息，既允许回退修正，也阻止未核对草稿直接生效。</w:t>
       </w:r>
     </w:p>
     <w:p>
+      <w:pPr>
+        <w:widowControl/>
+        <w:rPr>
+          <w:rFonts w:hint="eastAsia" w:ascii="微软雅黑" w:hAnsi="微软雅黑" w:eastAsia="微软雅黑" w:cs="微软雅黑"/>
+        </w:rPr>
+      </w:pPr>
       <w:r>
-        <w:t>建议用真实目标用户完成同一份短期安排任务，分别观察手动录入与照片或文字整理的完成时间、关键字段错误和补改次数；随后用若干天的任务卡验证提醒是否被理解、开盒与服用两种状态是否被正确区分、待核实是否愿意使用。访谈应重点追问：用户何时需要看记录、哪些核对步骤显得多余、是否愿意再次使用。以上是待执行的验证方案，不应写成已经获得的研究结论。</w:t>
+        <w:rPr>
+          <w:rFonts w:hint="eastAsia" w:ascii="微软雅黑" w:hAnsi="微软雅黑" w:eastAsia="微软雅黑" w:cs="微软雅黑"/>
+        </w:rPr>
+        <w:t>首页把定时任务与按需计划分区显示。前者显示时间、药名、用量与任务状态；后者显示“按需使用”“不设定时提醒”、单次用量与原文限制。这样用户不会把说明书的最高频率看成必须执行的日程。</w:t>
       </w:r>
     </w:p>
     <w:p>
+      <w:pPr>
+        <w:pStyle w:val="3"/>
+        <w:rPr>
+          <w:rFonts w:hint="eastAsia" w:ascii="微软雅黑" w:hAnsi="微软雅黑" w:eastAsia="微软雅黑" w:cs="微软雅黑"/>
+        </w:rPr>
+      </w:pPr>
       <w:r>
-        <w:t>进入实体药盒阶段前，还需单独验证用户是否愿意为短期用药准备专用硬件，以及格位提示和开盖记录能否带来超出手机网页的收益。当前网页只能验证交互与信息流程，不能证明设备提醒、开盖识别或实际服药行为的效果。</w:t>
+        <w:rPr>
+          <w:rFonts w:hint="eastAsia" w:ascii="微软雅黑" w:hAnsi="微软雅黑" w:eastAsia="微软雅黑" w:cs="微软雅黑"/>
+        </w:rPr>
+        <w:t>九 关键假设与成功判据</w:t>
+      </w:r>
+    </w:p>
+    <w:p>
+      <w:pPr>
+        <w:pStyle w:val="16"/>
+        <w:widowControl/>
+        <w:rPr>
+          <w:rFonts w:hint="eastAsia" w:ascii="微软雅黑" w:hAnsi="微软雅黑" w:eastAsia="微软雅黑" w:cs="微软雅黑"/>
+        </w:rPr>
+      </w:pPr>
+      <w:r>
+        <w:rPr>
+          <w:rFonts w:hint="eastAsia" w:ascii="微软雅黑" w:hAnsi="微软雅黑" w:eastAsia="微软雅黑" w:cs="微软雅黑"/>
+        </w:rPr>
+        <w:t>假设一：自动进入草稿能显著降低短期计划创建时间，同时不增加关键字段错误。待通过真实用户与材料样本验证。</w:t>
+      </w:r>
+      <w:bookmarkStart w:id="0" w:name="_GoBack"/>
+      <w:bookmarkEnd w:id="0"/>
+    </w:p>
+    <w:p>
+      <w:pPr>
+        <w:pStyle w:val="16"/>
+        <w:widowControl/>
+        <w:rPr>
+          <w:rFonts w:hint="eastAsia" w:ascii="微软雅黑" w:hAnsi="微软雅黑" w:eastAsia="微软雅黑" w:cs="微软雅黑"/>
+        </w:rPr>
+      </w:pPr>
+      <w:r>
+        <w:rPr>
+          <w:rFonts w:hint="eastAsia" w:ascii="微软雅黑" w:hAnsi="微软雅黑" w:eastAsia="微软雅黑" w:cs="微软雅黑"/>
+        </w:rPr>
+        <w:t>假设二：用户理解定时计划与按需计划的区别，不会把“最多 4 次”误解为“每天要服 4 次”。待通过任务观察和理解测试验证。</w:t>
+      </w:r>
+    </w:p>
+    <w:p>
+      <w:pPr>
+        <w:pStyle w:val="16"/>
+        <w:widowControl/>
+        <w:rPr>
+          <w:rFonts w:hint="eastAsia" w:ascii="微软雅黑" w:hAnsi="微软雅黑" w:eastAsia="微软雅黑" w:cs="微软雅黑"/>
+        </w:rPr>
+      </w:pPr>
+      <w:r>
+        <w:rPr>
+          <w:rFonts w:hint="eastAsia" w:ascii="微软雅黑" w:hAnsi="微软雅黑" w:eastAsia="微软雅黑" w:cs="微软雅黑"/>
+        </w:rPr>
+        <w:t>假设三：原文引用和核对步骤足以帮助用户发现识别错误，而不会让用户因为“系统已填好”而跳过检查。待通过错误注入测试验证。</w:t>
+      </w:r>
+    </w:p>
+    <w:p>
+      <w:pPr>
+        <w:pStyle w:val="16"/>
+        <w:widowControl/>
+        <w:rPr>
+          <w:rFonts w:hint="eastAsia" w:ascii="微软雅黑" w:hAnsi="微软雅黑" w:eastAsia="微软雅黑" w:cs="微软雅黑"/>
+        </w:rPr>
+      </w:pPr>
+      <w:r>
+        <w:rPr>
+          <w:rFonts w:hint="eastAsia" w:ascii="微软雅黑" w:hAnsi="微软雅黑" w:eastAsia="微软雅黑" w:cs="微软雅黑"/>
+        </w:rPr>
+        <w:t>假设四：分开记录开盒和已服用，能提高记录的可信度，且不会让操作负担过重。待通过连续使用观察验证。</w:t>
+      </w:r>
+    </w:p>
+    <w:p>
+      <w:pPr>
+        <w:widowControl/>
+        <w:rPr>
+          <w:rFonts w:hint="eastAsia" w:ascii="微软雅黑" w:hAnsi="微软雅黑" w:eastAsia="微软雅黑" w:cs="微软雅黑"/>
+        </w:rPr>
+      </w:pPr>
+      <w:r>
+        <w:rPr>
+          <w:rFonts w:hint="eastAsia" w:ascii="微软雅黑" w:hAnsi="微软雅黑" w:eastAsia="微软雅黑" w:cs="微软雅黑"/>
+        </w:rPr>
+        <w:t>原型验收先看功能链路是否闭合：说明书上传后进入草稿、关键字段有原文、未选人群不得确认、按需计划没有固定任务；处方缺少具体时刻不得自动生成定时任务。用户价值与医疗安全是否成立，应以独立的验证计划评估。</w:t>
+      </w:r>
+    </w:p>
+    <w:p>
+      <w:pPr>
+        <w:pStyle w:val="3"/>
+        <w:rPr>
+          <w:rFonts w:hint="eastAsia" w:ascii="微软雅黑" w:hAnsi="微软雅黑" w:eastAsia="微软雅黑" w:cs="微软雅黑"/>
+        </w:rPr>
+      </w:pPr>
+      <w:r>
+        <w:rPr>
+          <w:rFonts w:hint="eastAsia" w:ascii="微软雅黑" w:hAnsi="微软雅黑" w:eastAsia="微软雅黑" w:cs="微软雅黑"/>
+        </w:rPr>
+        <w:t>十 后续产品方向</w:t>
+      </w:r>
+    </w:p>
+    <w:p>
+      <w:pPr>
+        <w:widowControl/>
+        <w:rPr>
+          <w:rFonts w:hint="eastAsia" w:ascii="微软雅黑" w:hAnsi="微软雅黑" w:eastAsia="微软雅黑" w:cs="微软雅黑"/>
+        </w:rPr>
+      </w:pPr>
+      <w:r>
+        <w:rPr>
+          <w:rFonts w:hint="eastAsia" w:ascii="微软雅黑" w:hAnsi="微软雅黑" w:eastAsia="微软雅黑" w:cs="微软雅黑"/>
+        </w:rPr>
+        <w:t>优先方向是多材料交叉核对：让用户在同一计划中查看处方、药袋、说明书和现用药信息之间的名称、剂量及重复成分差异，系统只提出可追溯的疑点，由用户向药师确认。其后再探索实际用药记录与症状变化的复盘、照护者协作，以及真实药盒开盖事件接入。扩展前先完成核心流程的用户验证和安全评估。</w:t>
       </w:r>
     </w:p>
     <w:sectPr>
-      <w:footerReference r:id="rId5" w:type="default"/>
       <w:pgSz w:w="11906" w:h="16838"/>
-      <w:pgMar w:top="1106" w:right="1332" w:bottom="1049" w:left="1332" w:header="720" w:footer="720" w:gutter="0"/>
+      <w:pgMar w:top="1049" w:right="1276" w:bottom="1049" w:left="1276" w:header="720" w:footer="720" w:gutter="0"/>
       <w:cols w:space="720" w:num="1"/>
       <w:docGrid w:linePitch="360" w:charSpace="0"/>
     </w:sectPr>
@@ -1127,29 +2025,12 @@
 </w:endnotes>
 </file>
 
-<file path=word/footer1.xml><?xml version="1.0" encoding="utf-8"?>
-<w:ftr xmlns:wpc="http://schemas.microsoft.com/office/word/2010/wordprocessingCanvas" xmlns:mc="http://schemas.openxmlformats.org/markup-compatibility/2006" xmlns:o="urn:schemas-microsoft-com:office:office" xmlns:r="http://schemas.openxmlformats.org/officeDocument/2006/relationships" xmlns:m="http://schemas.openxmlformats.org/officeDocument/2006/math" xmlns:v="urn:schemas-microsoft-com:vml" xmlns:wp14="http://schemas.microsoft.com/office/word/2010/wordprocessingDrawing" xmlns:wp="http://schemas.openxmlformats.org/drawingml/2006/wordprocessingDrawing" xmlns:w10="urn:schemas-microsoft-com:office:word" xmlns:w="http://schemas.openxmlformats.org/wordprocessingml/2006/main" xmlns:w14="http://schemas.microsoft.com/office/word/2010/wordml" xmlns:w15="http://schemas.microsoft.com/office/word/2012/wordml" xmlns:wpg="http://schemas.microsoft.com/office/word/2010/wordprocessingGroup" xmlns:wpi="http://schemas.microsoft.com/office/word/2010/wordprocessingInk" xmlns:wne="http://schemas.microsoft.com/office/word/2006/wordml" xmlns:wps="http://schemas.microsoft.com/office/word/2010/wordprocessingShape" xmlns:wpsCustomData="http://www.wps.cn/officeDocument/2013/wpsCustomData" mc:Ignorable="w14 w15 wp14">
-  <w:p>
-    <w:pPr>
-      <w:pStyle w:val="24"/>
-      <w:jc w:val="right"/>
-    </w:pPr>
-    <w:r>
-      <w:rPr>
-        <w:sz w:val="16"/>
-      </w:rPr>
-      <w:t>智能药盒  产品说明</w:t>
-    </w:r>
-  </w:p>
-</w:ftr>
-</file>
-
 <file path=word/footnotes.xml><?xml version="1.0" encoding="utf-8"?>
 <w:footnotes xmlns:wpc="http://schemas.microsoft.com/office/word/2010/wordprocessingCanvas" xmlns:mc="http://schemas.openxmlformats.org/markup-compatibility/2006" xmlns:o="urn:schemas-microsoft-com:office:office" xmlns:r="http://schemas.openxmlformats.org/officeDocument/2006/relationships" xmlns:m="http://schemas.openxmlformats.org/officeDocument/2006/math" xmlns:v="urn:schemas-microsoft-com:vml" xmlns:wp14="http://schemas.microsoft.com/office/word/2010/wordprocessingDrawing" xmlns:wp="http://schemas.openxmlformats.org/drawingml/2006/wordprocessingDrawing" xmlns:w="http://schemas.openxmlformats.org/wordprocessingml/2006/main" xmlns:w14="http://schemas.microsoft.com/office/word/2010/wordml" xmlns:w15="http://schemas.microsoft.com/office/word/2012/wordml" xmlns:w10="urn:schemas-microsoft-com:office:word" xmlns:wpg="http://schemas.microsoft.com/office/word/2010/wordprocessingGroup" xmlns:wpi="http://schemas.microsoft.com/office/word/2010/wordprocessingInk" xmlns:wne="http://schemas.microsoft.com/office/word/2006/wordml" xmlns:wps="http://schemas.microsoft.com/office/word/2010/wordprocessingShape" xmlns:wpsCustomData="http://www.wps.cn/officeDocument/2013/wpsCustomData" mc:Ignorable="w14 w15 wp14">
   <w:footnote w:type="separator" w:id="0">
     <w:p>
       <w:pPr>
-        <w:spacing w:before="0" w:after="0" w:line="317" w:lineRule="auto"/>
+        <w:spacing w:before="0" w:after="0" w:line="283" w:lineRule="auto"/>
       </w:pPr>
       <w:r>
         <w:separator/>
@@ -1159,7 +2040,7 @@
   <w:footnote w:type="continuationSeparator" w:id="1">
     <w:p>
       <w:pPr>
-        <w:spacing w:before="0" w:after="0" w:line="317" w:lineRule="auto"/>
+        <w:spacing w:before="0" w:after="0" w:line="283" w:lineRule="auto"/>
       </w:pPr>
       <w:r>
         <w:continuationSeparator/>
@@ -1475,7 +2356,7 @@
     <w:lsdException w:unhideWhenUsed="0" w:uiPriority="61" w:semiHidden="0" w:name="Light List"/>
     <w:lsdException w:unhideWhenUsed="0" w:uiPriority="62" w:semiHidden="0" w:name="Light Grid"/>
     <w:lsdException w:unhideWhenUsed="0" w:uiPriority="63" w:semiHidden="0" w:name="Medium Shading 1"/>
-    <w:lsdException w:unhideWhenUsed="0" w:uiPriority="64" w:semiHidden="0" w:name="Medium Shading 2"/>
+    <w:lsdException w:qFormat="1" w:unhideWhenUsed="0" w:uiPriority="64" w:semiHidden="0" w:name="Medium Shading 2"/>
     <w:lsdException w:unhideWhenUsed="0" w:uiPriority="65" w:semiHidden="0" w:name="Medium List 1"/>
     <w:lsdException w:unhideWhenUsed="0" w:uiPriority="66" w:semiHidden="0" w:name="Medium List 2"/>
     <w:lsdException w:unhideWhenUsed="0" w:uiPriority="67" w:semiHidden="0" w:name="Medium Grid 1"/>
@@ -1485,7 +2366,7 @@
     <w:lsdException w:unhideWhenUsed="0" w:uiPriority="71" w:semiHidden="0" w:name="Colorful Shading"/>
     <w:lsdException w:unhideWhenUsed="0" w:uiPriority="72" w:semiHidden="0" w:name="Colorful List"/>
     <w:lsdException w:unhideWhenUsed="0" w:uiPriority="73" w:semiHidden="0" w:name="Colorful Grid"/>
-    <w:lsdException w:unhideWhenUsed="0" w:uiPriority="60" w:semiHidden="0" w:name="Light Shading Accent 1"/>
+    <w:lsdException w:qFormat="1" w:unhideWhenUsed="0" w:uiPriority="60" w:semiHidden="0" w:name="Light Shading Accent 1"/>
     <w:lsdException w:unhideWhenUsed="0" w:uiPriority="61" w:semiHidden="0" w:name="Light List Accent 1"/>
     <w:lsdException w:unhideWhenUsed="0" w:uiPriority="62" w:semiHidden="0" w:name="Light Grid Accent 1"/>
     <w:lsdException w:unhideWhenUsed="0" w:uiPriority="63" w:semiHidden="0" w:name="Medium Shading 1 Accent 1"/>
@@ -1494,7 +2375,7 @@
     <w:lsdException w:qFormat="1" w:unhideWhenUsed="0" w:uiPriority="34" w:semiHidden="0" w:name="List Paragraph"/>
     <w:lsdException w:qFormat="1" w:unhideWhenUsed="0" w:uiPriority="29" w:semiHidden="0" w:name="Quote"/>
     <w:lsdException w:qFormat="1" w:unhideWhenUsed="0" w:uiPriority="30" w:semiHidden="0" w:name="Intense Quote"/>
-    <w:lsdException w:unhideWhenUsed="0" w:uiPriority="66" w:semiHidden="0" w:name="Medium List 2 Accent 1"/>
+    <w:lsdException w:qFormat="1" w:unhideWhenUsed="0" w:uiPriority="66" w:semiHidden="0" w:name="Medium List 2 Accent 1"/>
     <w:lsdException w:unhideWhenUsed="0" w:uiPriority="67" w:semiHidden="0" w:name="Medium Grid 1 Accent 1"/>
     <w:lsdException w:unhideWhenUsed="0" w:uiPriority="68" w:semiHidden="0" w:name="Medium Grid 2 Accent 1"/>
     <w:lsdException w:unhideWhenUsed="0" w:uiPriority="69" w:semiHidden="0" w:name="Medium Grid 3 Accent 1"/>
@@ -1509,7 +2390,7 @@
     <w:lsdException w:unhideWhenUsed="0" w:uiPriority="64" w:semiHidden="0" w:name="Medium Shading 2 Accent 2"/>
     <w:lsdException w:unhideWhenUsed="0" w:uiPriority="65" w:semiHidden="0" w:name="Medium List 1 Accent 2"/>
     <w:lsdException w:unhideWhenUsed="0" w:uiPriority="66" w:semiHidden="0" w:name="Medium List 2 Accent 2"/>
-    <w:lsdException w:unhideWhenUsed="0" w:uiPriority="67" w:semiHidden="0" w:name="Medium Grid 1 Accent 2"/>
+    <w:lsdException w:qFormat="1" w:unhideWhenUsed="0" w:uiPriority="67" w:semiHidden="0" w:name="Medium Grid 1 Accent 2"/>
     <w:lsdException w:unhideWhenUsed="0" w:uiPriority="68" w:semiHidden="0" w:name="Medium Grid 2 Accent 2"/>
     <w:lsdException w:unhideWhenUsed="0" w:uiPriority="69" w:semiHidden="0" w:name="Medium Grid 3 Accent 2"/>
     <w:lsdException w:unhideWhenUsed="0" w:uiPriority="70" w:semiHidden="0" w:name="Dark List Accent 2"/>
@@ -1524,13 +2405,13 @@
     <w:lsdException w:unhideWhenUsed="0" w:uiPriority="65" w:semiHidden="0" w:name="Medium List 1 Accent 3"/>
     <w:lsdException w:unhideWhenUsed="0" w:uiPriority="66" w:semiHidden="0" w:name="Medium List 2 Accent 3"/>
     <w:lsdException w:unhideWhenUsed="0" w:uiPriority="67" w:semiHidden="0" w:name="Medium Grid 1 Accent 3"/>
-    <w:lsdException w:unhideWhenUsed="0" w:uiPriority="68" w:semiHidden="0" w:name="Medium Grid 2 Accent 3"/>
+    <w:lsdException w:qFormat="1" w:unhideWhenUsed="0" w:uiPriority="68" w:semiHidden="0" w:name="Medium Grid 2 Accent 3"/>
     <w:lsdException w:unhideWhenUsed="0" w:uiPriority="69" w:semiHidden="0" w:name="Medium Grid 3 Accent 3"/>
     <w:lsdException w:unhideWhenUsed="0" w:uiPriority="70" w:semiHidden="0" w:name="Dark List Accent 3"/>
     <w:lsdException w:unhideWhenUsed="0" w:uiPriority="71" w:semiHidden="0" w:name="Colorful Shading Accent 3"/>
     <w:lsdException w:unhideWhenUsed="0" w:uiPriority="72" w:semiHidden="0" w:name="Colorful List Accent 3"/>
     <w:lsdException w:unhideWhenUsed="0" w:uiPriority="73" w:semiHidden="0" w:name="Colorful Grid Accent 3"/>
-    <w:lsdException w:unhideWhenUsed="0" w:uiPriority="60" w:semiHidden="0" w:name="Light Shading Accent 4"/>
+    <w:lsdException w:qFormat="1" w:unhideWhenUsed="0" w:uiPriority="60" w:semiHidden="0" w:name="Light Shading Accent 4"/>
     <w:lsdException w:unhideWhenUsed="0" w:uiPriority="61" w:semiHidden="0" w:name="Light List Accent 4"/>
     <w:lsdException w:unhideWhenUsed="0" w:uiPriority="62" w:semiHidden="0" w:name="Light Grid Accent 4"/>
     <w:lsdException w:unhideWhenUsed="0" w:uiPriority="63" w:semiHidden="0" w:name="Medium Shading 1 Accent 4"/>
@@ -1544,14 +2425,14 @@
     <w:lsdException w:unhideWhenUsed="0" w:uiPriority="71" w:semiHidden="0" w:name="Colorful Shading Accent 4"/>
     <w:lsdException w:unhideWhenUsed="0" w:uiPriority="72" w:semiHidden="0" w:name="Colorful List Accent 4"/>
     <w:lsdException w:unhideWhenUsed="0" w:uiPriority="73" w:semiHidden="0" w:name="Colorful Grid Accent 4"/>
-    <w:lsdException w:unhideWhenUsed="0" w:uiPriority="60" w:semiHidden="0" w:name="Light Shading Accent 5"/>
+    <w:lsdException w:qFormat="1" w:unhideWhenUsed="0" w:uiPriority="60" w:semiHidden="0" w:name="Light Shading Accent 5"/>
     <w:lsdException w:unhideWhenUsed="0" w:uiPriority="61" w:semiHidden="0" w:name="Light List Accent 5"/>
     <w:lsdException w:unhideWhenUsed="0" w:uiPriority="62" w:semiHidden="0" w:name="Light Grid Accent 5"/>
     <w:lsdException w:unhideWhenUsed="0" w:uiPriority="63" w:semiHidden="0" w:name="Medium Shading 1 Accent 5"/>
     <w:lsdException w:unhideWhenUsed="0" w:uiPriority="64" w:semiHidden="0" w:name="Medium Shading 2 Accent 5"/>
     <w:lsdException w:unhideWhenUsed="0" w:uiPriority="65" w:semiHidden="0" w:name="Medium List 1 Accent 5"/>
     <w:lsdException w:unhideWhenUsed="0" w:uiPriority="66" w:semiHidden="0" w:name="Medium List 2 Accent 5"/>
-    <w:lsdException w:unhideWhenUsed="0" w:uiPriority="67" w:semiHidden="0" w:name="Medium Grid 1 Accent 5"/>
+    <w:lsdException w:qFormat="1" w:unhideWhenUsed="0" w:uiPriority="67" w:semiHidden="0" w:name="Medium Grid 1 Accent 5"/>
     <w:lsdException w:unhideWhenUsed="0" w:uiPriority="68" w:semiHidden="0" w:name="Medium Grid 2 Accent 5"/>
     <w:lsdException w:unhideWhenUsed="0" w:uiPriority="69" w:semiHidden="0" w:name="Medium Grid 3 Accent 5"/>
     <w:lsdException w:unhideWhenUsed="0" w:uiPriority="70" w:semiHidden="0" w:name="Dark List Accent 5"/>
@@ -1578,10 +2459,10 @@
     <w:qFormat/>
     <w:uiPriority w:val="0"/>
     <w:pPr>
-      <w:spacing w:after="100" w:line="317" w:lineRule="auto"/>
+      <w:spacing w:after="80" w:line="283" w:lineRule="auto"/>
     </w:pPr>
     <w:rPr>
-      <w:rFonts w:ascii="微软雅黑" w:hAnsi="微软雅黑" w:eastAsia="微软雅黑" w:cstheme="minorBidi"/>
+      <w:rFonts w:ascii="微软雅黑" w:hAnsi="微软雅黑" w:eastAsia="微软雅黑" w:cs="微软雅黑"/>
       <w:color w:val="000000"/>
       <w:sz w:val="20"/>
       <w:szCs w:val="22"/>
@@ -1598,7 +2479,7 @@
     <w:pPr>
       <w:keepNext/>
       <w:keepLines/>
-      <w:spacing w:before="220" w:after="120"/>
+      <w:spacing w:before="220" w:after="80"/>
       <w:outlineLvl w:val="0"/>
     </w:pPr>
     <w:rPr>
@@ -1606,7 +2487,7 @@
       <w:b/>
       <w:bCs/>
       <w:color w:val="000000"/>
-      <w:sz w:val="28"/>
+      <w:sz w:val="25"/>
       <w:szCs w:val="28"/>
     </w:rPr>
   </w:style>
@@ -1621,7 +2502,7 @@
     <w:pPr>
       <w:keepNext/>
       <w:keepLines/>
-      <w:spacing w:before="160" w:after="80"/>
+      <w:spacing w:before="120" w:after="40"/>
       <w:outlineLvl w:val="1"/>
     </w:pPr>
     <w:rPr>
@@ -1629,7 +2510,7 @@
       <w:b/>
       <w:bCs/>
       <w:color w:val="000000"/>
-      <w:sz w:val="23"/>
+      <w:sz w:val="21"/>
       <w:szCs w:val="26"/>
     </w:rPr>
   </w:style>
@@ -1933,8 +2814,15 @@
         <w:ilvl w:val="0"/>
         <w:numId w:val="3"/>
       </w:numPr>
+      <w:spacing w:after="40"/>
+      <w:ind w:left="369" w:hanging="142"/>
       <w:contextualSpacing/>
     </w:pPr>
+    <w:rPr>
+      <w:rFonts w:ascii="微软雅黑" w:hAnsi="微软雅黑" w:eastAsia="微软雅黑" w:cs="微软雅黑"/>
+      <w:color w:val="000000"/>
+      <w:sz w:val="20"/>
+    </w:rPr>
   </w:style>
   <w:style w:type="paragraph" w:styleId="17">
     <w:name w:val="Body Text 3"/>
@@ -2055,19 +2943,16 @@
     <w:link w:val="142"/>
     <w:qFormat/>
     <w:uiPriority w:val="11"/>
+    <w:pPr>
+      <w:spacing w:after="220"/>
+    </w:pPr>
     <w:rPr>
       <w:rFonts w:asciiTheme="majorHAnsi" w:hAnsiTheme="majorHAnsi" w:eastAsiaTheme="majorEastAsia" w:cstheme="majorBidi"/>
-      <w:i/>
       <w:iCs/>
-      <w:color w:val="4F81BD" w:themeColor="accent1"/>
+      <w:color w:val="000000"/>
       <w:spacing w:val="15"/>
-      <w:sz w:val="24"/>
+      <w:sz w:val="19"/>
       <w:szCs w:val="24"/>
-      <w14:textFill>
-        <w14:solidFill>
-          <w14:schemeClr w14:val="accent1"/>
-        </w14:solidFill>
-      </w14:textFill>
     </w:rPr>
   </w:style>
   <w:style w:type="paragraph" w:styleId="27">
@@ -2121,10 +3006,7 @@
     <w:uiPriority w:val="10"/>
     <w:pPr>
       <w:keepNext/>
-      <w:pBdr>
-        <w:bottom w:val="none" w:color="auto" w:sz="0" w:space="0"/>
-      </w:pBdr>
-      <w:spacing w:before="0" w:after="240" w:line="240" w:lineRule="auto"/>
+      <w:spacing w:after="160" w:line="240" w:lineRule="auto"/>
       <w:contextualSpacing/>
     </w:pPr>
     <w:rPr>
@@ -2133,7 +3015,7 @@
       <w:color w:val="000000"/>
       <w:spacing w:val="5"/>
       <w:kern w:val="28"/>
-      <w:sz w:val="42"/>
+      <w:sz w:val="40"/>
       <w:szCs w:val="52"/>
     </w:rPr>
   </w:style>
@@ -2263,6 +3145,7 @@
   <w:style w:type="table" w:styleId="35">
     <w:name w:val="Light Shading Accent 1"/>
     <w:basedOn w:val="32"/>
+    <w:qFormat/>
     <w:uiPriority w:val="60"/>
     <w:pPr>
       <w:spacing w:after="0" w:line="240" w:lineRule="auto"/>
@@ -2560,6 +3443,7 @@
   <w:style w:type="table" w:styleId="38">
     <w:name w:val="Light Shading Accent 4"/>
     <w:basedOn w:val="32"/>
+    <w:qFormat/>
     <w:uiPriority w:val="60"/>
     <w:pPr>
       <w:spacing w:after="0" w:line="240" w:lineRule="auto"/>
@@ -2659,6 +3543,7 @@
   <w:style w:type="table" w:styleId="39">
     <w:name w:val="Light Shading Accent 5"/>
     <w:basedOn w:val="32"/>
+    <w:qFormat/>
     <w:uiPriority w:val="60"/>
     <w:pPr>
       <w:spacing w:after="0" w:line="240" w:lineRule="auto"/>
@@ -5139,6 +6024,7 @@
   <w:style w:type="table" w:styleId="62">
     <w:name w:val="Medium Shading 2"/>
     <w:basedOn w:val="32"/>
+    <w:qFormat/>
     <w:uiPriority w:val="64"/>
     <w:pPr>
       <w:spacing w:after="0" w:line="240" w:lineRule="auto"/>
@@ -7053,6 +7939,7 @@
   <w:style w:type="table" w:styleId="77">
     <w:name w:val="Medium List 2 Accent 1"/>
     <w:basedOn w:val="32"/>
+    <w:qFormat/>
     <w:uiPriority w:val="66"/>
     <w:pPr>
       <w:spacing w:after="0" w:line="240" w:lineRule="auto"/>
@@ -7965,6 +8852,7 @@
   <w:style w:type="table" w:styleId="85">
     <w:name w:val="Medium Grid 1 Accent 2"/>
     <w:basedOn w:val="32"/>
+    <w:qFormat/>
     <w:uiPriority w:val="67"/>
     <w:pPr>
       <w:spacing w:after="0" w:line="240" w:lineRule="auto"/>
@@ -8172,6 +9060,7 @@
   <w:style w:type="table" w:styleId="88">
     <w:name w:val="Medium Grid 1 Accent 5"/>
     <w:basedOn w:val="32"/>
+    <w:qFormat/>
     <w:uiPriority w:val="67"/>
     <w:pPr>
       <w:spacing w:after="0" w:line="240" w:lineRule="auto"/>
@@ -8748,6 +9637,7 @@
   <w:style w:type="table" w:styleId="93">
     <w:name w:val="Medium Grid 2 Accent 3"/>
     <w:basedOn w:val="32"/>
+    <w:qFormat/>
     <w:uiPriority w:val="68"/>
     <w:pPr>
       <w:spacing w:after="0" w:line="240" w:lineRule="auto"/>
@@ -13648,7 +14538,6 @@
     <w:name w:val="Heading 3 Char"/>
     <w:basedOn w:val="132"/>
     <w:link w:val="5"/>
-    <w:qFormat/>
     <w:uiPriority w:val="9"/>
     <w:rPr>
       <w:rFonts w:asciiTheme="majorHAnsi" w:hAnsiTheme="majorHAnsi" w:eastAsiaTheme="majorEastAsia" w:cstheme="majorBidi"/>
@@ -13680,7 +14569,6 @@
     <w:name w:val="Subtitle Char"/>
     <w:basedOn w:val="132"/>
     <w:link w:val="26"/>
-    <w:qFormat/>
     <w:uiPriority w:val="11"/>
     <w:rPr>
       <w:rFonts w:asciiTheme="majorHAnsi" w:hAnsiTheme="majorHAnsi" w:eastAsiaTheme="majorEastAsia" w:cstheme="majorBidi"/>
